--- a/well_tools_1/webapp/data/templates/sample_8_4p5X3p5-4p5-7-9-13-18.docx
+++ b/well_tools_1/webapp/data/templates/sample_8_4p5X3p5-4p5-7-9-13-18.docx
@@ -1165,9 +1165,9 @@
       </w:sdtContent>
     </w:sdt>
     <w:bookmarkStart w:id="3" w:name="_Hlk207958089" w:displacedByCustomXml="next"/>
-    <w:bookmarkStart w:id="4" w:name="_Toc23528006" w:displacedByCustomXml="next"/>
+    <w:bookmarkStart w:id="4" w:name="_Toc436141478" w:displacedByCustomXml="next"/>
     <w:bookmarkStart w:id="5" w:name="_Toc5016962" w:displacedByCustomXml="next"/>
-    <w:bookmarkStart w:id="6" w:name="_Toc436141478" w:displacedByCustomXml="next"/>
+    <w:bookmarkStart w:id="6" w:name="_Toc23528006" w:displacedByCustomXml="next"/>
     <w:sdt>
       <w:sdtPr>
         <w:rPr>
@@ -20161,7 +20161,7 @@
               <w:t>{{</w:t>
             </w:r>
             <w:r>
-              <w:t xml:space="preserve">DMG@N </w:t>
+              <w:t>DMG@N</w:t>
             </w:r>
             <w:r>
               <w:t>_3}}</w:t>
@@ -27618,7 +27618,7 @@
         </w:rPr>
         <w:lastRenderedPageBreak/>
         <w:drawing>
-          <wp:anchor distT="0" distB="0" distL="114300" distR="114300" simplePos="0" relativeHeight="251649536" behindDoc="0" locked="0" layoutInCell="1" allowOverlap="1" wp14:anchorId="084BCEFC" wp14:editId="54080AAB">
+          <wp:anchor distT="0" distB="0" distL="114300" distR="114300" simplePos="0" relativeHeight="251649536" behindDoc="0" locked="0" layoutInCell="1" allowOverlap="1" wp14:anchorId="084BCEFC" wp14:editId="6D3C3D5B">
             <wp:simplePos x="0" y="0"/>
             <wp:positionH relativeFrom="column">
               <wp:posOffset>255270</wp:posOffset>
@@ -35822,6 +35822,16 @@
 </file>
 
 <file path=customXml/item2.xml><?xml version="1.0" encoding="utf-8"?>
+<b:Sources xmlns:b="http://schemas.openxmlformats.org/officeDocument/2006/bibliography" xmlns="http://schemas.openxmlformats.org/officeDocument/2006/bibliography" SelectedStyle="\APASixthEditionOfficeOnline.xsl" StyleName="APA" Version="6"/>
+</file>
+
+<file path=customXml/item3.xml><?xml version="1.0" encoding="utf-8"?>
+<p:properties xmlns:p="http://schemas.microsoft.com/office/2006/metadata/properties" xmlns:xsi="http://www.w3.org/2001/XMLSchema-instance" xmlns:pc="http://schemas.microsoft.com/office/infopath/2007/PartnerControls">
+  <documentManagement/>
+</p:properties>
+</file>
+
+<file path=customXml/item4.xml><?xml version="1.0" encoding="utf-8"?>
 <ct:contentTypeSchema xmlns:ct="http://schemas.microsoft.com/office/2006/metadata/contentType" xmlns:ma="http://schemas.microsoft.com/office/2006/metadata/properties/metaAttributes" ct:_="" ma:_="" ma:contentTypeName="Document" ma:contentTypeID="0x0101007BECBE631466E146A5A60A7FBFAB5446" ma:contentTypeVersion="8" ma:contentTypeDescription="Create a new document." ma:contentTypeScope="" ma:versionID="0f5e4eafd5d92c80c155f2206804de7f">
   <xsd:schema xmlns:xsd="http://www.w3.org/2001/XMLSchema" xmlns:xs="http://www.w3.org/2001/XMLSchema" xmlns:p="http://schemas.microsoft.com/office/2006/metadata/properties" xmlns:ns2="eb10c264-7177-4f90-96c4-984f47b9cc69" targetNamespace="http://schemas.microsoft.com/office/2006/metadata/properties" ma:root="true" ma:fieldsID="244178858aeb020dd8df612c45093a22" ns2:_="">
     <xsd:import namespace="eb10c264-7177-4f90-96c4-984f47b9cc69"/>
@@ -35993,16 +36003,6 @@
 </ct:contentTypeSchema>
 </file>
 
-<file path=customXml/item3.xml><?xml version="1.0" encoding="utf-8"?>
-<p:properties xmlns:p="http://schemas.microsoft.com/office/2006/metadata/properties" xmlns:xsi="http://www.w3.org/2001/XMLSchema-instance" xmlns:pc="http://schemas.microsoft.com/office/infopath/2007/PartnerControls">
-  <documentManagement/>
-</p:properties>
-</file>
-
-<file path=customXml/item4.xml><?xml version="1.0" encoding="utf-8"?>
-<b:Sources xmlns:b="http://schemas.openxmlformats.org/officeDocument/2006/bibliography" xmlns="http://schemas.openxmlformats.org/officeDocument/2006/bibliography" SelectedStyle="\APASixthEditionOfficeOnline.xsl" StyleName="APA" Version="6"/>
-</file>
-
 <file path=customXml/itemProps1.xml><?xml version="1.0" encoding="utf-8"?>
 <ds:datastoreItem xmlns:ds="http://schemas.openxmlformats.org/officeDocument/2006/customXml" ds:itemID="{79696F61-4EFA-4208-9DA2-098D4828C9DB}">
   <ds:schemaRefs>
@@ -36012,6 +36012,23 @@
 </file>
 
 <file path=customXml/itemProps2.xml><?xml version="1.0" encoding="utf-8"?>
+<ds:datastoreItem xmlns:ds="http://schemas.openxmlformats.org/officeDocument/2006/customXml" ds:itemID="{2F984F2C-3394-4807-BB5C-769B95DB81F6}">
+  <ds:schemaRefs>
+    <ds:schemaRef ds:uri="http://schemas.openxmlformats.org/officeDocument/2006/bibliography"/>
+  </ds:schemaRefs>
+</ds:datastoreItem>
+</file>
+
+<file path=customXml/itemProps3.xml><?xml version="1.0" encoding="utf-8"?>
+<ds:datastoreItem xmlns:ds="http://schemas.openxmlformats.org/officeDocument/2006/customXml" ds:itemID="{74A46DB4-35AB-4E89-AE84-AAE4879E018C}">
+  <ds:schemaRefs>
+    <ds:schemaRef ds:uri="http://schemas.microsoft.com/office/2006/metadata/properties"/>
+    <ds:schemaRef ds:uri="http://schemas.microsoft.com/office/infopath/2007/PartnerControls"/>
+  </ds:schemaRefs>
+</ds:datastoreItem>
+</file>
+
+<file path=customXml/itemProps4.xml><?xml version="1.0" encoding="utf-8"?>
 <ds:datastoreItem xmlns:ds="http://schemas.openxmlformats.org/officeDocument/2006/customXml" ds:itemID="{2E26228A-8175-49C1-B0E8-F5B0407DC3F6}">
   <ds:schemaRefs>
     <ds:schemaRef ds:uri="http://schemas.microsoft.com/office/2006/metadata/contentType"/>
@@ -36027,21 +36044,4 @@
     <ds:schemaRef ds:uri="http://schemas.microsoft.com/internal/obd"/>
   </ds:schemaRefs>
 </ds:datastoreItem>
-</file>
-
-<file path=customXml/itemProps3.xml><?xml version="1.0" encoding="utf-8"?>
-<ds:datastoreItem xmlns:ds="http://schemas.openxmlformats.org/officeDocument/2006/customXml" ds:itemID="{74A46DB4-35AB-4E89-AE84-AAE4879E018C}">
-  <ds:schemaRefs>
-    <ds:schemaRef ds:uri="http://schemas.microsoft.com/office/2006/metadata/properties"/>
-    <ds:schemaRef ds:uri="http://schemas.microsoft.com/office/infopath/2007/PartnerControls"/>
-  </ds:schemaRefs>
-</ds:datastoreItem>
-</file>
-
-<file path=customXml/itemProps4.xml><?xml version="1.0" encoding="utf-8"?>
-<ds:datastoreItem xmlns:ds="http://schemas.openxmlformats.org/officeDocument/2006/customXml" ds:itemID="{2F984F2C-3394-4807-BB5C-769B95DB81F6}">
-  <ds:schemaRefs>
-    <ds:schemaRef ds:uri="http://schemas.openxmlformats.org/officeDocument/2006/bibliography"/>
-  </ds:schemaRefs>
-</ds:datastoreItem>
 </file>
--- a/well_tools_1/webapp/data/templates/sample_8_4p5X3p5-4p5-7-9-13-18.docx
+++ b/well_tools_1/webapp/data/templates/sample_8_4p5X3p5-4p5-7-9-13-18.docx
@@ -2851,14 +2851,21 @@
                                 <w:sz w:val="16"/>
                                 <w:lang w:val="en-GB"/>
                               </w:rPr>
-                              <w:t xml:space="preserve">This report was prepared by GOWell Energy Solutions Inc. or by its affiliates or subsidiaries (“GOWell”) at the request of </w:t>
+                              <w:t xml:space="preserve">This report was prepared by GOWell Energy Solutions Inc. </w:t>
                             </w:r>
                             <w:r>
                               <w:rPr>
                                 <w:sz w:val="16"/>
                                 <w:lang w:val="en-GB"/>
                               </w:rPr>
-                              <w:t>Weatherford</w:t>
+                              <w:t xml:space="preserve">or by its affiliates or subsidiaries (“GOWell”) at the request of </w:t>
+                            </w:r>
+                            <w:r>
+                              <w:rPr>
+                                <w:sz w:val="16"/>
+                                <w:lang w:val="en-AE"/>
+                              </w:rPr>
+                              <w:t>{{COMPNAME}}</w:t>
                             </w:r>
                             <w:r>
                               <w:rPr>
@@ -2965,46 +2972,21 @@
                           <w:sz w:val="16"/>
                           <w:lang w:val="en-GB"/>
                         </w:rPr>
-                        <w:t xml:space="preserve">This report was prepared by </w:t>
-                      </w:r>
-                      <w:proofErr w:type="spellStart"/>
-                      <w:r>
-                        <w:rPr>
-                          <w:sz w:val="16"/>
-                          <w:lang w:val="en-GB"/>
-                        </w:rPr>
-                        <w:t>GOWell</w:t>
-                      </w:r>
-                      <w:proofErr w:type="spellEnd"/>
-                      <w:r>
-                        <w:rPr>
-                          <w:sz w:val="16"/>
-                          <w:lang w:val="en-GB"/>
-                        </w:rPr>
-                        <w:t xml:space="preserve"> Energy Solutions Inc. or by its affiliates or subsidiaries (“</w:t>
-                      </w:r>
-                      <w:proofErr w:type="spellStart"/>
-                      <w:r>
-                        <w:rPr>
-                          <w:sz w:val="16"/>
-                          <w:lang w:val="en-GB"/>
-                        </w:rPr>
-                        <w:t>GOWell</w:t>
-                      </w:r>
-                      <w:proofErr w:type="spellEnd"/>
-                      <w:r>
-                        <w:rPr>
-                          <w:sz w:val="16"/>
-                          <w:lang w:val="en-GB"/>
-                        </w:rPr>
-                        <w:t xml:space="preserve">”) at the request of </w:t>
+                        <w:t xml:space="preserve">This report was prepared by GOWell Energy Solutions Inc. </w:t>
                       </w:r>
                       <w:r>
                         <w:rPr>
                           <w:sz w:val="16"/>
                           <w:lang w:val="en-GB"/>
                         </w:rPr>
-                        <w:t>Weatherford</w:t>
+                        <w:t xml:space="preserve">or by its affiliates or subsidiaries (“GOWell”) at the request of </w:t>
+                      </w:r>
+                      <w:r>
+                        <w:rPr>
+                          <w:sz w:val="16"/>
+                          <w:lang w:val="en-AE"/>
+                        </w:rPr>
+                        <w:t>{{COMPNAME}}</w:t>
                       </w:r>
                       <w:r>
                         <w:rPr>
@@ -3026,23 +3008,7 @@
                           <w:sz w:val="16"/>
                           <w:lang w:val="en-GB"/>
                         </w:rPr>
-                        <w:t xml:space="preserve">This report is </w:t>
-                      </w:r>
-                      <w:proofErr w:type="spellStart"/>
-                      <w:r>
-                        <w:rPr>
-                          <w:sz w:val="16"/>
-                          <w:lang w:val="en-GB"/>
-                        </w:rPr>
-                        <w:t>GOWell’s</w:t>
-                      </w:r>
-                      <w:proofErr w:type="spellEnd"/>
-                      <w:r>
-                        <w:rPr>
-                          <w:sz w:val="16"/>
-                          <w:lang w:val="en-GB"/>
-                        </w:rPr>
-                        <w:t xml:space="preserve"> interpretation of the information provided by You and the interpretation, analysis, recommendations, advise and conclusions contained in the report are opinions based on inferences from measurements, empirical relationships, assumptions and industry practice (the “Interpretations and/or Recommendations”), which inferences, assumptions and practices are not infallible, and with respect to which professional geologists, engineers, drilling consultants, and analysts may differ and there may be a number of possible interpretations and conclusions.</w:t>
+                        <w:t>This report is GOWell’s interpretation of the information provided by You and the interpretation, analysis, recommendations, advise and conclusions contained in the report are opinions based on inferences from measurements, empirical relationships, assumptions and industry practice (the “Interpretations and/or Recommendations”), which inferences, assumptions and practices are not infallible, and with respect to which professional geologists, engineers, drilling consultants, and analysts may differ and there may be a number of possible interpretations and conclusions.</w:t>
                       </w:r>
                     </w:p>
                     <w:p>
@@ -3057,23 +3023,7 @@
                           <w:sz w:val="16"/>
                           <w:lang w:val="en-CA"/>
                         </w:rPr>
-                        <w:t xml:space="preserve">Accordingly, </w:t>
-                      </w:r>
-                      <w:proofErr w:type="spellStart"/>
-                      <w:r>
-                        <w:rPr>
-                          <w:sz w:val="16"/>
-                          <w:lang w:val="en-CA"/>
-                        </w:rPr>
-                        <w:t>GOWell</w:t>
-                      </w:r>
-                      <w:proofErr w:type="spellEnd"/>
-                      <w:r>
-                        <w:rPr>
-                          <w:sz w:val="16"/>
-                          <w:lang w:val="en-CA"/>
-                        </w:rPr>
-                        <w:t xml:space="preserve"> does not warrant the accuracy, correctness, or completeness of any such Interpretations and/or Recommendations, or that Your reliance or any third party’s reliance on such Interpretations and/or Recommendations will accomplish any particular results. YOU ASSUME FULL RESPONSIBILITY FOR THE USE OF SUCH INTERPRETATIONS AND/OR RECOMMENDATIONS AND FOR ALL DECISIONS BASED THEREON (INCLUDING WITHOUT LIMITATION DECISIONS BASED ON ANY OIL AND GAS EVALUATIONS, PRODUCTION FORECASTS AND RESERVE ESTIMATES, FURNISHED BY GOWELL TO YOU HEREUNDER), AND YOU HEREBY AGREES TO RELEASE, DEFEND, INDEMNIFY AND HOLD HARMLESS GOWELL FROM ANY CLAIMS ARISING OUT OF THE USE OF SUCH INTERPRETATIONS AND/OR RECOMMENDATIONS.</w:t>
+                        <w:t>Accordingly, GOWell does not warrant the accuracy, correctness, or completeness of any such Interpretations and/or Recommendations, or that Your reliance or any third party’s reliance on such Interpretations and/or Recommendations will accomplish any particular results. YOU ASSUME FULL RESPONSIBILITY FOR THE USE OF SUCH INTERPRETATIONS AND/OR RECOMMENDATIONS AND FOR ALL DECISIONS BASED THEREON (INCLUDING WITHOUT LIMITATION DECISIONS BASED ON ANY OIL AND GAS EVALUATIONS, PRODUCTION FORECASTS AND RESERVE ESTIMATES, FURNISHED BY GOWELL TO YOU HEREUNDER), AND YOU HEREBY AGREES TO RELEASE, DEFEND, INDEMNIFY AND HOLD HARMLESS GOWELL FROM ANY CLAIMS ARISING OUT OF THE USE OF SUCH INTERPRETATIONS AND/OR RECOMMENDATIONS.</w:t>
                       </w:r>
                     </w:p>
                     <w:p>
@@ -3435,6 +3385,7 @@
         </w:rPr>
         <w:t xml:space="preserve"> </w:t>
       </w:r>
+      <w:proofErr w:type="gramStart"/>
       <w:r>
         <w:rPr>
           <w:b/>
@@ -3458,7 +3409,16 @@
           <w:bCs/>
           <w:lang w:val="en-GB"/>
         </w:rPr>
-        <w:t xml:space="preserve">                  </w:t>
+        <w:t xml:space="preserve">  </w:t>
+      </w:r>
+      <w:proofErr w:type="gramEnd"/>
+      <w:r>
+        <w:rPr>
+          <w:b/>
+          <w:bCs/>
+          <w:lang w:val="en-GB"/>
+        </w:rPr>
+        <w:t xml:space="preserve">                </w:t>
       </w:r>
       <w:r>
         <w:rPr>
@@ -4072,7 +4032,27 @@
                 <w:sz w:val="20"/>
                 <w:szCs w:val="20"/>
               </w:rPr>
-              <w:t>Pipe OD</w:t>
+              <w:t>{{SUMMARY</w:t>
+            </w:r>
+            <w:proofErr w:type="gramStart"/>
+            <w:r>
+              <w:rPr>
+                <w:rFonts w:asciiTheme="minorHAnsi" w:eastAsia="Times New Roman" w:hAnsiTheme="minorHAnsi" w:cstheme="minorHAnsi"/>
+                <w:color w:val="FFFFFF"/>
+                <w:sz w:val="20"/>
+                <w:szCs w:val="20"/>
+              </w:rPr>
+              <w:t>}}PIPE</w:t>
+            </w:r>
+            <w:proofErr w:type="gramEnd"/>
+            <w:r>
+              <w:rPr>
+                <w:rFonts w:asciiTheme="minorHAnsi" w:eastAsia="Times New Roman" w:hAnsiTheme="minorHAnsi" w:cstheme="minorHAnsi"/>
+                <w:color w:val="FFFFFF"/>
+                <w:sz w:val="20"/>
+                <w:szCs w:val="20"/>
+              </w:rPr>
+              <w:t xml:space="preserve"> OD</w:t>
             </w:r>
           </w:p>
         </w:tc>
@@ -27618,7 +27598,7 @@
         </w:rPr>
         <w:lastRenderedPageBreak/>
         <w:drawing>
-          <wp:anchor distT="0" distB="0" distL="114300" distR="114300" simplePos="0" relativeHeight="251649536" behindDoc="0" locked="0" layoutInCell="1" allowOverlap="1" wp14:anchorId="084BCEFC" wp14:editId="6D3C3D5B">
+          <wp:anchor distT="0" distB="0" distL="114300" distR="114300" simplePos="0" relativeHeight="251649536" behindDoc="0" locked="0" layoutInCell="1" allowOverlap="1" wp14:anchorId="084BCEFC" wp14:editId="16B13069">
             <wp:simplePos x="0" y="0"/>
             <wp:positionH relativeFrom="column">
               <wp:posOffset>255270</wp:posOffset>
@@ -27708,7 +27688,23 @@
           <w:b/>
           <w:bCs/>
         </w:rPr>
-        <w:t xml:space="preserve">Quality control guidelines across the main pass is shown in the figure below. </w:t>
+        <w:t xml:space="preserve">Quality control guidelines across the main pass </w:t>
+      </w:r>
+      <w:proofErr w:type="gramStart"/>
+      <w:r>
+        <w:rPr>
+          <w:b/>
+          <w:bCs/>
+        </w:rPr>
+        <w:t>is</w:t>
+      </w:r>
+      <w:proofErr w:type="gramEnd"/>
+      <w:r>
+        <w:rPr>
+          <w:b/>
+          <w:bCs/>
+        </w:rPr>
+        <w:t xml:space="preserve"> shown in the figure below. </w:t>
       </w:r>
     </w:p>
     <w:p>
@@ -27852,7 +27848,6 @@
       <w:bookmarkEnd w:id="42"/>
       <w:bookmarkEnd w:id="43"/>
     </w:p>
-    <w:p/>
     <w:p>
       <w:pPr>
         <w:pStyle w:val="Heading1"/>
@@ -28055,7 +28050,7 @@
             <w:rPr>
               <w:lang w:val="en-AE"/>
             </w:rPr>
-            <w:t>Weatherford</w:t>
+            <w:t>{{COMPNAME}}</w:t>
           </w:r>
         </w:p>
       </w:tc>
@@ -28158,7 +28153,7 @@
             <w:rPr>
               <w:lang w:val="en-AE"/>
             </w:rPr>
-            <w:t>Weatherford</w:t>
+            <w:t>{{COMPNAME}}</w:t>
           </w:r>
         </w:p>
       </w:tc>
@@ -28301,7 +28296,7 @@
         <w:noProof/>
       </w:rPr>
       <w:drawing>
-        <wp:anchor distT="0" distB="0" distL="114300" distR="114300" simplePos="0" relativeHeight="251675136" behindDoc="0" locked="0" layoutInCell="1" allowOverlap="1" wp14:anchorId="35957A83" wp14:editId="67B3CA70">
+        <wp:anchor distT="0" distB="0" distL="114300" distR="114300" simplePos="0" relativeHeight="251675136" behindDoc="0" locked="0" layoutInCell="1" allowOverlap="1" wp14:anchorId="35957A83" wp14:editId="29AE3944">
           <wp:simplePos x="0" y="0"/>
           <wp:positionH relativeFrom="column">
             <wp:posOffset>-495300</wp:posOffset>
@@ -28312,7 +28307,7 @@
           <wp:extent cx="1224895" cy="542925"/>
           <wp:effectExtent l="0" t="0" r="0" b="0"/>
           <wp:wrapNone/>
-          <wp:docPr id="1716236988" name="Picture 1716236988"/>
+          <wp:docPr id="1716236988" name="Picture 1716236988" descr="{{COMP}}"/>
           <wp:cNvGraphicFramePr>
             <a:graphicFrameLocks xmlns:a="http://schemas.openxmlformats.org/drawingml/2006/main" noChangeAspect="1"/>
           </wp:cNvGraphicFramePr>
@@ -28320,7 +28315,7 @@
             <a:graphicData uri="http://schemas.openxmlformats.org/drawingml/2006/picture">
               <pic:pic xmlns:pic="http://schemas.openxmlformats.org/drawingml/2006/picture">
                 <pic:nvPicPr>
-                  <pic:cNvPr id="1716236988" name="Picture 1716236988"/>
+                  <pic:cNvPr id="1716236988" name="Picture 1716236988" descr="{{COMP}}"/>
                   <pic:cNvPicPr/>
                 </pic:nvPicPr>
                 <pic:blipFill>
@@ -28556,7 +28551,7 @@
         <w:noProof/>
       </w:rPr>
       <w:drawing>
-        <wp:anchor distT="0" distB="0" distL="114300" distR="114300" simplePos="0" relativeHeight="251676160" behindDoc="0" locked="0" layoutInCell="1" allowOverlap="1" wp14:anchorId="652836A8" wp14:editId="4E5C7723">
+        <wp:anchor distT="0" distB="0" distL="114300" distR="114300" simplePos="0" relativeHeight="251676160" behindDoc="0" locked="0" layoutInCell="1" allowOverlap="1" wp14:anchorId="652836A8" wp14:editId="3B54DA4C">
           <wp:simplePos x="0" y="0"/>
           <wp:positionH relativeFrom="column">
             <wp:posOffset>-495300</wp:posOffset>
@@ -28567,7 +28562,7 @@
           <wp:extent cx="1246382" cy="552450"/>
           <wp:effectExtent l="0" t="0" r="0" b="0"/>
           <wp:wrapNone/>
-          <wp:docPr id="2139573877" name="Picture 2139573877"/>
+          <wp:docPr id="2139573877" name="Picture 2139573877" descr="{{COMP}}"/>
           <wp:cNvGraphicFramePr>
             <a:graphicFrameLocks xmlns:a="http://schemas.openxmlformats.org/drawingml/2006/main" noChangeAspect="1"/>
           </wp:cNvGraphicFramePr>
@@ -28575,7 +28570,7 @@
             <a:graphicData uri="http://schemas.openxmlformats.org/drawingml/2006/picture">
               <pic:pic xmlns:pic="http://schemas.openxmlformats.org/drawingml/2006/picture">
                 <pic:nvPicPr>
-                  <pic:cNvPr id="2139573877" name="Picture 2139573877"/>
+                  <pic:cNvPr id="2139573877" name="Picture 2139573877" descr="{{COMP}}"/>
                   <pic:cNvPicPr/>
                 </pic:nvPicPr>
                 <pic:blipFill>
@@ -31599,7 +31594,6 @@
   <w:style w:type="character" w:default="1" w:styleId="DefaultParagraphFont">
     <w:name w:val="Default Paragraph Font"/>
     <w:uiPriority w:val="1"/>
-    <w:semiHidden/>
     <w:unhideWhenUsed/>
   </w:style>
   <w:style w:type="table" w:default="1" w:styleId="TableNormal">

--- a/well_tools_1/webapp/data/templates/sample_8_4p5X3p5-4p5-7-9-13-18.docx
+++ b/well_tools_1/webapp/data/templates/sample_8_4p5X3p5-4p5-7-9-13-18.docx
@@ -268,7 +268,23 @@
                                           <w:sz w:val="28"/>
                                           <w:szCs w:val="28"/>
                                         </w:rPr>
-                                        <w:t>HRDH_1702_1</w:t>
+                                        <w:t>{{</w:t>
+                                      </w:r>
+                                      <w:proofErr w:type="spellStart"/>
+                                      <w:r>
+                                        <w:rPr>
+                                          <w:sz w:val="28"/>
+                                          <w:szCs w:val="28"/>
+                                        </w:rPr>
+                                        <w:t>well_name</w:t>
+                                      </w:r>
+                                      <w:proofErr w:type="spellEnd"/>
+                                      <w:r>
+                                        <w:rPr>
+                                          <w:sz w:val="28"/>
+                                          <w:szCs w:val="28"/>
+                                        </w:rPr>
+                                        <w:t>}}</w:t>
                                       </w:r>
                                     </w:p>
                                   </w:tc>
@@ -454,42 +470,28 @@
                                           <w:szCs w:val="28"/>
                                         </w:rPr>
                                       </w:pPr>
-                                      <w:bookmarkStart w:id="0" w:name="_Hlk197739381"/>
                                       <w:r>
                                         <w:rPr>
                                           <w:sz w:val="28"/>
                                           <w:szCs w:val="28"/>
                                         </w:rPr>
-                                        <w:t>15</w:t>
+                                        <w:t>{{</w:t>
                                       </w:r>
+                                      <w:proofErr w:type="spellStart"/>
                                       <w:r>
                                         <w:rPr>
                                           <w:sz w:val="28"/>
                                           <w:szCs w:val="28"/>
                                         </w:rPr>
-                                        <w:t>-</w:t>
+                                        <w:t>log_date</w:t>
                                       </w:r>
+                                      <w:proofErr w:type="spellEnd"/>
                                       <w:r>
                                         <w:rPr>
                                           <w:sz w:val="28"/>
                                           <w:szCs w:val="28"/>
                                         </w:rPr>
-                                        <w:t>May</w:t>
-                                      </w:r>
-                                      <w:r>
-                                        <w:rPr>
-                                          <w:sz w:val="28"/>
-                                          <w:szCs w:val="28"/>
-                                        </w:rPr>
-                                        <w:t>-202</w:t>
-                                      </w:r>
-                                      <w:bookmarkEnd w:id="0"/>
-                                      <w:r>
-                                        <w:rPr>
-                                          <w:sz w:val="28"/>
-                                          <w:szCs w:val="28"/>
-                                        </w:rPr>
-                                        <w:t>6</w:t>
+                                        <w:t>}}</w:t>
                                       </w:r>
                                     </w:p>
                                   </w:tc>
@@ -800,7 +802,23 @@
                                     <w:sz w:val="28"/>
                                     <w:szCs w:val="28"/>
                                   </w:rPr>
-                                  <w:t>HRDH_1702_1</w:t>
+                                  <w:t>{{</w:t>
+                                </w:r>
+                                <w:proofErr w:type="spellStart"/>
+                                <w:r>
+                                  <w:rPr>
+                                    <w:sz w:val="28"/>
+                                    <w:szCs w:val="28"/>
+                                  </w:rPr>
+                                  <w:t>well_name</w:t>
+                                </w:r>
+                                <w:proofErr w:type="spellEnd"/>
+                                <w:r>
+                                  <w:rPr>
+                                    <w:sz w:val="28"/>
+                                    <w:szCs w:val="28"/>
+                                  </w:rPr>
+                                  <w:t>}}</w:t>
                                 </w:r>
                               </w:p>
                             </w:tc>
@@ -986,42 +1004,28 @@
                                     <w:szCs w:val="28"/>
                                   </w:rPr>
                                 </w:pPr>
-                                <w:bookmarkStart w:id="1" w:name="_Hlk197739381"/>
                                 <w:r>
                                   <w:rPr>
                                     <w:sz w:val="28"/>
                                     <w:szCs w:val="28"/>
                                   </w:rPr>
-                                  <w:t>15</w:t>
+                                  <w:t>{{</w:t>
                                 </w:r>
+                                <w:proofErr w:type="spellStart"/>
                                 <w:r>
                                   <w:rPr>
                                     <w:sz w:val="28"/>
                                     <w:szCs w:val="28"/>
                                   </w:rPr>
-                                  <w:t>-</w:t>
+                                  <w:t>log_date</w:t>
                                 </w:r>
+                                <w:proofErr w:type="spellEnd"/>
                                 <w:r>
                                   <w:rPr>
                                     <w:sz w:val="28"/>
                                     <w:szCs w:val="28"/>
                                   </w:rPr>
-                                  <w:t>May</w:t>
-                                </w:r>
-                                <w:r>
-                                  <w:rPr>
-                                    <w:sz w:val="28"/>
-                                    <w:szCs w:val="28"/>
-                                  </w:rPr>
-                                  <w:t>-202</w:t>
-                                </w:r>
-                                <w:bookmarkEnd w:id="1"/>
-                                <w:r>
-                                  <w:rPr>
-                                    <w:sz w:val="28"/>
-                                    <w:szCs w:val="28"/>
-                                  </w:rPr>
-                                  <w:t>6</w:t>
+                                  <w:t>}}</w:t>
                                 </w:r>
                               </w:p>
                             </w:tc>
@@ -1164,10 +1168,10 @@
         </w:p>
       </w:sdtContent>
     </w:sdt>
-    <w:bookmarkStart w:id="3" w:name="_Hlk207958089" w:displacedByCustomXml="next"/>
+    <w:bookmarkStart w:id="1" w:name="_Hlk207958089" w:displacedByCustomXml="next"/>
+    <w:bookmarkStart w:id="2" w:name="_Toc23528006" w:displacedByCustomXml="next"/>
+    <w:bookmarkStart w:id="3" w:name="_Toc5016962" w:displacedByCustomXml="next"/>
     <w:bookmarkStart w:id="4" w:name="_Toc436141478" w:displacedByCustomXml="next"/>
-    <w:bookmarkStart w:id="5" w:name="_Toc5016962" w:displacedByCustomXml="next"/>
-    <w:bookmarkStart w:id="6" w:name="_Toc23528006" w:displacedByCustomXml="next"/>
     <w:sdt>
       <w:sdtPr>
         <w:rPr>
@@ -2651,7 +2655,7 @@
         </w:p>
       </w:sdtContent>
     </w:sdt>
-    <w:bookmarkEnd w:id="3" w:displacedByCustomXml="prev"/>
+    <w:bookmarkEnd w:id="1" w:displacedByCustomXml="prev"/>
     <w:p>
       <w:pPr>
         <w:spacing w:before="0" w:after="200"/>
@@ -2676,8 +2680,8 @@
           <w:szCs w:val="32"/>
         </w:rPr>
       </w:pPr>
-      <w:bookmarkStart w:id="7" w:name="_Toc23527977"/>
-      <w:bookmarkStart w:id="8" w:name="_Toc24971660"/>
+      <w:bookmarkStart w:id="5" w:name="_Toc23527977"/>
+      <w:bookmarkStart w:id="6" w:name="_Toc24971660"/>
     </w:p>
     <w:p>
       <w:pPr>
@@ -2851,14 +2855,39 @@
                                 <w:sz w:val="16"/>
                                 <w:lang w:val="en-GB"/>
                               </w:rPr>
-                              <w:t xml:space="preserve">This report was prepared by GOWell Energy Solutions Inc. </w:t>
+                              <w:t xml:space="preserve">This report was prepared by </w:t>
                             </w:r>
+                            <w:proofErr w:type="spellStart"/>
                             <w:r>
                               <w:rPr>
                                 <w:sz w:val="16"/>
                                 <w:lang w:val="en-GB"/>
                               </w:rPr>
-                              <w:t xml:space="preserve">or by its affiliates or subsidiaries (“GOWell”) at the request of </w:t>
+                              <w:t>GOWell</w:t>
+                            </w:r>
+                            <w:proofErr w:type="spellEnd"/>
+                            <w:r>
+                              <w:rPr>
+                                <w:sz w:val="16"/>
+                                <w:lang w:val="en-GB"/>
+                              </w:rPr>
+                              <w:t xml:space="preserve"> Energy Solutions Inc. or by its affiliates or subsidiaries (“</w:t>
+                            </w:r>
+                            <w:proofErr w:type="spellStart"/>
+                            <w:r>
+                              <w:rPr>
+                                <w:sz w:val="16"/>
+                                <w:lang w:val="en-GB"/>
+                              </w:rPr>
+                              <w:t>GOWell</w:t>
+                            </w:r>
+                            <w:proofErr w:type="spellEnd"/>
+                            <w:r>
+                              <w:rPr>
+                                <w:sz w:val="16"/>
+                                <w:lang w:val="en-GB"/>
+                              </w:rPr>
+                              <w:t xml:space="preserve">”) at the request of </w:t>
                             </w:r>
                             <w:r>
                               <w:rPr>
@@ -2887,7 +2916,23 @@
                                 <w:sz w:val="16"/>
                                 <w:lang w:val="en-GB"/>
                               </w:rPr>
-                              <w:t>This report is GOWell’s interpretation of the information provided by You and the interpretation, analysis, recommendations, advise and conclusions contained in the report are opinions based on inferences from measurements, empirical relationships, assumptions and industry practice (the “Interpretations and/or Recommendations”), which inferences, assumptions and practices are not infallible, and with respect to which professional geologists, engineers, drilling consultants, and analysts may differ and there may be a number of possible interpretations and conclusions.</w:t>
+                              <w:t xml:space="preserve">This report is </w:t>
+                            </w:r>
+                            <w:proofErr w:type="spellStart"/>
+                            <w:r>
+                              <w:rPr>
+                                <w:sz w:val="16"/>
+                                <w:lang w:val="en-GB"/>
+                              </w:rPr>
+                              <w:t>GOWell’s</w:t>
+                            </w:r>
+                            <w:proofErr w:type="spellEnd"/>
+                            <w:r>
+                              <w:rPr>
+                                <w:sz w:val="16"/>
+                                <w:lang w:val="en-GB"/>
+                              </w:rPr>
+                              <w:t xml:space="preserve"> interpretation of the information provided by You and the interpretation, analysis, recommendations, advise and conclusions contained in the report are opinions based on inferences from measurements, empirical relationships, assumptions and industry practice (the “Interpretations and/or Recommendations”), which inferences, assumptions and practices are not infallible, and with respect to which professional geologists, engineers, drilling consultants, and analysts may differ and there may be a number of possible interpretations and conclusions.</w:t>
                             </w:r>
                           </w:p>
                           <w:p>
@@ -2902,7 +2947,23 @@
                                 <w:sz w:val="16"/>
                                 <w:lang w:val="en-CA"/>
                               </w:rPr>
-                              <w:t>Accordingly, GOWell does not warrant the accuracy, correctness, or completeness of any such Interpretations and/or Recommendations, or that Your reliance or any third party’s reliance on such Interpretations and/or Recommendations will accomplish any particular results. YOU ASSUME FULL RESPONSIBILITY FOR THE USE OF SUCH INTERPRETATIONS AND/OR RECOMMENDATIONS AND FOR ALL DECISIONS BASED THEREON (INCLUDING WITHOUT LIMITATION DECISIONS BASED ON ANY OIL AND GAS EVALUATIONS, PRODUCTION FORECASTS AND RESERVE ESTIMATES, FURNISHED BY GOWELL TO YOU HEREUNDER), AND YOU HEREBY AGREES TO RELEASE, DEFEND, INDEMNIFY AND HOLD HARMLESS GOWELL FROM ANY CLAIMS ARISING OUT OF THE USE OF SUCH INTERPRETATIONS AND/OR RECOMMENDATIONS.</w:t>
+                              <w:t xml:space="preserve">Accordingly, </w:t>
+                            </w:r>
+                            <w:proofErr w:type="spellStart"/>
+                            <w:r>
+                              <w:rPr>
+                                <w:sz w:val="16"/>
+                                <w:lang w:val="en-CA"/>
+                              </w:rPr>
+                              <w:t>GOWell</w:t>
+                            </w:r>
+                            <w:proofErr w:type="spellEnd"/>
+                            <w:r>
+                              <w:rPr>
+                                <w:sz w:val="16"/>
+                                <w:lang w:val="en-CA"/>
+                              </w:rPr>
+                              <w:t xml:space="preserve"> does not warrant the accuracy, correctness, or completeness of any such Interpretations and/or Recommendations, or that Your reliance or any third party’s reliance on such Interpretations and/or Recommendations will accomplish any particular results. YOU ASSUME FULL RESPONSIBILITY FOR THE USE OF SUCH INTERPRETATIONS AND/OR RECOMMENDATIONS AND FOR ALL DECISIONS BASED THEREON (INCLUDING WITHOUT LIMITATION DECISIONS BASED ON ANY OIL AND GAS EVALUATIONS, PRODUCTION FORECASTS AND RESERVE ESTIMATES, FURNISHED BY GOWELL TO YOU HEREUNDER), AND YOU HEREBY AGREES TO RELEASE, DEFEND, INDEMNIFY AND HOLD HARMLESS GOWELL FROM ANY CLAIMS ARISING OUT OF THE USE OF SUCH INTERPRETATIONS AND/OR RECOMMENDATIONS.</w:t>
                             </w:r>
                           </w:p>
                           <w:p>
@@ -3086,8 +3147,8 @@
             <w:pPr>
               <w:jc w:val="center"/>
             </w:pPr>
-            <w:bookmarkStart w:id="9" w:name="_Toc230535082"/>
-            <w:bookmarkStart w:id="10" w:name="_Toc230601022"/>
+            <w:bookmarkStart w:id="7" w:name="_Toc230535082"/>
+            <w:bookmarkStart w:id="8" w:name="_Toc230601022"/>
             <w:r>
               <w:rPr>
                 <w:b/>
@@ -3129,21 +3190,21 @@
           <w:color w:val="000000" w:themeColor="text1"/>
         </w:rPr>
       </w:pPr>
-      <w:bookmarkStart w:id="11" w:name="_Toc230601023"/>
-      <w:bookmarkEnd w:id="9"/>
-      <w:bookmarkEnd w:id="10"/>
-      <w:r>
-        <w:rPr>
-          <w:color w:val="000000" w:themeColor="text1"/>
-        </w:rPr>
-        <w:t>Objectives</w:t>
-      </w:r>
-      <w:bookmarkStart w:id="12" w:name="_Hlk207958117"/>
+      <w:bookmarkStart w:id="9" w:name="_Toc230601023"/>
       <w:bookmarkEnd w:id="7"/>
       <w:bookmarkEnd w:id="8"/>
-      <w:bookmarkEnd w:id="11"/>
+      <w:r>
+        <w:rPr>
+          <w:color w:val="000000" w:themeColor="text1"/>
+        </w:rPr>
+        <w:t>Objectives</w:t>
+      </w:r>
+      <w:bookmarkStart w:id="10" w:name="_Hlk207958117"/>
+      <w:bookmarkEnd w:id="5"/>
+      <w:bookmarkEnd w:id="6"/>
+      <w:bookmarkEnd w:id="9"/>
     </w:p>
-    <w:bookmarkEnd w:id="12"/>
+    <w:bookmarkEnd w:id="10"/>
     <w:p>
       <w:pPr>
         <w:numPr>
@@ -3186,23 +3247,25 @@
           <w:bCs/>
           <w:lang w:val="en-GB"/>
         </w:rPr>
-        <w:t>HRDH</w:t>
-      </w:r>
+        <w:t>{{</w:t>
+      </w:r>
+      <w:proofErr w:type="spellStart"/>
       <w:r>
         <w:rPr>
           <w:b/>
           <w:bCs/>
           <w:lang w:val="en-GB"/>
         </w:rPr>
-        <w:t>_</w:t>
-      </w:r>
+        <w:t>well_name</w:t>
+      </w:r>
+      <w:proofErr w:type="spellEnd"/>
       <w:r>
         <w:rPr>
           <w:b/>
           <w:bCs/>
           <w:lang w:val="en-GB"/>
         </w:rPr>
-        <w:t>1702</w:t>
+        <w:t>}}</w:t>
       </w:r>
       <w:r>
         <w:rPr>
@@ -3210,15 +3273,7 @@
           <w:bCs/>
           <w:lang w:val="en-GB"/>
         </w:rPr>
-        <w:t>_</w:t>
-      </w:r>
-      <w:r>
-        <w:rPr>
-          <w:b/>
-          <w:bCs/>
-          <w:lang w:val="en-GB"/>
-        </w:rPr>
-        <w:t xml:space="preserve">1 </w:t>
+        <w:t xml:space="preserve"> </w:t>
       </w:r>
       <w:r>
         <w:rPr>
@@ -3385,7 +3440,6 @@
         </w:rPr>
         <w:t xml:space="preserve"> </w:t>
       </w:r>
-      <w:proofErr w:type="gramStart"/>
       <w:r>
         <w:rPr>
           <w:b/>
@@ -3394,7 +3448,7 @@
         </w:rPr>
         <w:t>strings,</w:t>
       </w:r>
-      <w:bookmarkStart w:id="13" w:name="_Hlk48542637"/>
+      <w:bookmarkStart w:id="11" w:name="_Hlk48542637"/>
       <w:r>
         <w:rPr>
           <w:b/>
@@ -3409,16 +3463,15 @@
           <w:bCs/>
           <w:lang w:val="en-GB"/>
         </w:rPr>
-        <w:t xml:space="preserve">  </w:t>
-      </w:r>
-      <w:proofErr w:type="gramEnd"/>
+        <w:t xml:space="preserve">                  </w:t>
+      </w:r>
       <w:r>
         <w:rPr>
           <w:b/>
           <w:bCs/>
           <w:lang w:val="en-GB"/>
         </w:rPr>
-        <w:t xml:space="preserve">                </w:t>
+        <w:t xml:space="preserve"> </w:t>
       </w:r>
       <w:r>
         <w:rPr>
@@ -3426,7 +3479,7 @@
           <w:bCs/>
           <w:lang w:val="en-GB"/>
         </w:rPr>
-        <w:t xml:space="preserve"> </w:t>
+        <w:t>7”</w:t>
       </w:r>
       <w:r>
         <w:rPr>
@@ -3434,7 +3487,7 @@
           <w:bCs/>
           <w:lang w:val="en-GB"/>
         </w:rPr>
-        <w:t>7”</w:t>
+        <w:t>, 4 1/2"</w:t>
       </w:r>
       <w:r>
         <w:rPr>
@@ -3442,7 +3495,7 @@
           <w:bCs/>
           <w:lang w:val="en-GB"/>
         </w:rPr>
-        <w:t>, 4 1/2"</w:t>
+        <w:t xml:space="preserve"> liner string </w:t>
       </w:r>
       <w:r>
         <w:rPr>
@@ -3450,7 +3503,7 @@
           <w:bCs/>
           <w:lang w:val="en-GB"/>
         </w:rPr>
-        <w:t xml:space="preserve"> liner string </w:t>
+        <w:t xml:space="preserve">and </w:t>
       </w:r>
       <w:r>
         <w:rPr>
@@ -3458,7 +3511,7 @@
           <w:bCs/>
           <w:lang w:val="en-GB"/>
         </w:rPr>
-        <w:t xml:space="preserve">and </w:t>
+        <w:t>4 1/2</w:t>
       </w:r>
       <w:r>
         <w:rPr>
@@ -3466,7 +3519,7 @@
           <w:bCs/>
           <w:lang w:val="en-GB"/>
         </w:rPr>
-        <w:t>4 1/2</w:t>
+        <w:t>"</w:t>
       </w:r>
       <w:r>
         <w:rPr>
@@ -3474,7 +3527,7 @@
           <w:bCs/>
           <w:lang w:val="en-GB"/>
         </w:rPr>
-        <w:t>"</w:t>
+        <w:t xml:space="preserve"> X 3 1/2"</w:t>
       </w:r>
       <w:r>
         <w:rPr>
@@ -3482,7 +3535,7 @@
           <w:bCs/>
           <w:lang w:val="en-GB"/>
         </w:rPr>
-        <w:t xml:space="preserve"> X 3 1/2"</w:t>
+        <w:t xml:space="preserve"> </w:t>
       </w:r>
       <w:r>
         <w:rPr>
@@ -3490,7 +3543,7 @@
           <w:bCs/>
           <w:lang w:val="en-GB"/>
         </w:rPr>
-        <w:t xml:space="preserve"> </w:t>
+        <w:t>tubing</w:t>
       </w:r>
       <w:r>
         <w:rPr>
@@ -3498,42 +3551,52 @@
           <w:bCs/>
           <w:lang w:val="en-GB"/>
         </w:rPr>
-        <w:t>tubing</w:t>
-      </w:r>
+        <w:t xml:space="preserve"> string </w:t>
+      </w:r>
+      <w:r>
+        <w:rPr>
+          <w:lang w:val="en-GB"/>
+        </w:rPr>
+        <w:t xml:space="preserve">from </w:t>
+      </w:r>
+      <w:r>
+        <w:rPr>
+          <w:lang w:val="en-GB"/>
+        </w:rPr>
+        <w:t xml:space="preserve">the </w:t>
+      </w:r>
+      <w:r>
+        <w:rPr>
+          <w:lang w:val="en-GB"/>
+        </w:rPr>
+        <w:t xml:space="preserve">specified bottom log interval at </w:t>
+      </w:r>
+      <w:bookmarkEnd w:id="11"/>
       <w:r>
         <w:rPr>
           <w:b/>
           <w:bCs/>
           <w:lang w:val="en-GB"/>
         </w:rPr>
-        <w:t xml:space="preserve"> string </w:t>
-      </w:r>
-      <w:r>
-        <w:rPr>
-          <w:lang w:val="en-GB"/>
-        </w:rPr>
-        <w:t xml:space="preserve">from </w:t>
-      </w:r>
-      <w:r>
-        <w:rPr>
-          <w:lang w:val="en-GB"/>
-        </w:rPr>
-        <w:t xml:space="preserve">the </w:t>
-      </w:r>
-      <w:r>
-        <w:rPr>
-          <w:lang w:val="en-GB"/>
-        </w:rPr>
-        <w:t xml:space="preserve">specified bottom log interval at </w:t>
-      </w:r>
-      <w:bookmarkEnd w:id="13"/>
+        <w:t>{{</w:t>
+      </w:r>
+      <w:proofErr w:type="spellStart"/>
       <w:r>
         <w:rPr>
           <w:b/>
           <w:bCs/>
           <w:lang w:val="en-GB"/>
         </w:rPr>
-        <w:t>7233</w:t>
+        <w:t>btm_depth</w:t>
+      </w:r>
+      <w:proofErr w:type="spellEnd"/>
+      <w:r>
+        <w:rPr>
+          <w:b/>
+          <w:bCs/>
+          <w:lang w:val="en-GB"/>
+        </w:rPr>
+        <w:t>}}</w:t>
       </w:r>
       <w:r>
         <w:rPr>
@@ -3607,15 +3670,15 @@
           <w:color w:val="000000" w:themeColor="text1"/>
         </w:rPr>
       </w:pPr>
-      <w:bookmarkStart w:id="14" w:name="_Toc230601024"/>
+      <w:bookmarkStart w:id="12" w:name="_Toc230601024"/>
       <w:r>
         <w:rPr>
           <w:color w:val="000000" w:themeColor="text1"/>
         </w:rPr>
         <w:t>Conclusions</w:t>
       </w:r>
-      <w:bookmarkStart w:id="15" w:name="_Hlk32479667"/>
-      <w:bookmarkEnd w:id="14"/>
+      <w:bookmarkStart w:id="13" w:name="_Hlk32479667"/>
+      <w:bookmarkEnd w:id="12"/>
     </w:p>
     <w:p>
       <w:pPr>
@@ -3983,7 +4046,7 @@
         </w:rPr>
         <w:t>Excellent data quality &amp; repeatability.</w:t>
       </w:r>
-      <w:bookmarkEnd w:id="15"/>
+      <w:bookmarkEnd w:id="13"/>
     </w:p>
     <w:tbl>
       <w:tblPr>
@@ -4032,27 +4095,7 @@
                 <w:sz w:val="20"/>
                 <w:szCs w:val="20"/>
               </w:rPr>
-              <w:t>{{SUMMARY</w:t>
-            </w:r>
-            <w:proofErr w:type="gramStart"/>
-            <w:r>
-              <w:rPr>
-                <w:rFonts w:asciiTheme="minorHAnsi" w:eastAsia="Times New Roman" w:hAnsiTheme="minorHAnsi" w:cstheme="minorHAnsi"/>
-                <w:color w:val="FFFFFF"/>
-                <w:sz w:val="20"/>
-                <w:szCs w:val="20"/>
-              </w:rPr>
-              <w:t>}}PIPE</w:t>
-            </w:r>
-            <w:proofErr w:type="gramEnd"/>
-            <w:r>
-              <w:rPr>
-                <w:rFonts w:asciiTheme="minorHAnsi" w:eastAsia="Times New Roman" w:hAnsiTheme="minorHAnsi" w:cstheme="minorHAnsi"/>
-                <w:color w:val="FFFFFF"/>
-                <w:sz w:val="20"/>
-                <w:szCs w:val="20"/>
-              </w:rPr>
-              <w:t xml:space="preserve"> OD</w:t>
+              <w:t>{{SUMMARY}}PIPE OD</w:t>
             </w:r>
           </w:p>
         </w:tc>
@@ -5530,7 +5573,7 @@
           <w:color w:val="auto"/>
         </w:rPr>
       </w:pPr>
-      <w:bookmarkStart w:id="16" w:name="_Toc230601025"/>
+      <w:bookmarkStart w:id="14" w:name="_Toc230601025"/>
       <w:r>
         <w:rPr>
           <w:color w:val="auto"/>
@@ -5544,7 +5587,7 @@
         </w:rPr>
         <w:t xml:space="preserve"> and Other Remarks</w:t>
       </w:r>
-      <w:bookmarkEnd w:id="16"/>
+      <w:bookmarkEnd w:id="14"/>
       <w:r>
         <w:rPr>
           <w:color w:val="auto"/>
@@ -5600,45 +5643,36 @@
           <w:bCs/>
           <w:lang w:val="en-GB"/>
         </w:rPr>
-        <w:t>HRDH</w:t>
-      </w:r>
+        <w:t>{{</w:t>
+      </w:r>
+      <w:proofErr w:type="spellStart"/>
       <w:r>
         <w:rPr>
           <w:b/>
           <w:bCs/>
           <w:lang w:val="en-GB"/>
         </w:rPr>
-        <w:t>_</w:t>
-      </w:r>
+        <w:t>well_name</w:t>
+      </w:r>
+      <w:proofErr w:type="spellEnd"/>
       <w:r>
         <w:rPr>
           <w:b/>
           <w:bCs/>
           <w:lang w:val="en-GB"/>
         </w:rPr>
-        <w:t>1702</w:t>
-      </w:r>
-      <w:r>
-        <w:rPr>
-          <w:b/>
-          <w:bCs/>
-          <w:lang w:val="en-GB"/>
-        </w:rPr>
-        <w:t>_</w:t>
-      </w:r>
-      <w:r>
-        <w:rPr>
-          <w:b/>
-          <w:bCs/>
-          <w:lang w:val="en-GB"/>
-        </w:rPr>
-        <w:t xml:space="preserve">1 </w:t>
-      </w:r>
-      <w:r>
-        <w:t>ARBD OIL OBSERVATION</w:t>
-      </w:r>
-      <w:r>
-        <w:t>.</w:t>
+        <w:t xml:space="preserve">}} </w:t>
+      </w:r>
+      <w:r>
+        <w:t>{{</w:t>
+      </w:r>
+      <w:proofErr w:type="spellStart"/>
+      <w:r>
+        <w:t>well_type</w:t>
+      </w:r>
+      <w:proofErr w:type="spellEnd"/>
+      <w:r>
+        <w:t>}}.</w:t>
       </w:r>
     </w:p>
     <w:p>
@@ -5653,7 +5687,7 @@
           <w:lang w:val="en-GB"/>
         </w:rPr>
       </w:pPr>
-      <w:bookmarkStart w:id="17" w:name="_Hlk36015740"/>
+      <w:bookmarkStart w:id="15" w:name="_Hlk36015740"/>
       <w:r>
         <w:rPr>
           <w:lang w:val="en-GB"/>
@@ -5678,18 +5712,26 @@
         </w:rPr>
         <w:tab/>
       </w:r>
-      <w:bookmarkEnd w:id="17"/>
+      <w:bookmarkEnd w:id="15"/>
       <w:r>
         <w:rPr>
           <w:lang w:val="en-GB"/>
         </w:rPr>
-        <w:t>07-Mar-2020</w:t>
-      </w:r>
+        <w:t>{{</w:t>
+      </w:r>
+      <w:proofErr w:type="spellStart"/>
       <w:r>
         <w:rPr>
           <w:lang w:val="en-GB"/>
         </w:rPr>
-        <w:t>.</w:t>
+        <w:t>orig_comp</w:t>
+      </w:r>
+      <w:proofErr w:type="spellEnd"/>
+      <w:r>
+        <w:rPr>
+          <w:lang w:val="en-GB"/>
+        </w:rPr>
+        <w:t>}}</w:t>
       </w:r>
     </w:p>
     <w:p>
@@ -5720,13 +5762,21 @@
         <w:rPr>
           <w:lang w:val="en-GB"/>
         </w:rPr>
-        <w:t>07-Mar-2020 #1</w:t>
-      </w:r>
+        <w:t>{{</w:t>
+      </w:r>
+      <w:proofErr w:type="spellStart"/>
       <w:r>
         <w:rPr>
           <w:lang w:val="en-GB"/>
         </w:rPr>
-        <w:t>.</w:t>
+        <w:t>last_wko</w:t>
+      </w:r>
+      <w:proofErr w:type="spellEnd"/>
+      <w:r>
+        <w:rPr>
+          <w:lang w:val="en-GB"/>
+        </w:rPr>
+        <w:t>}}</w:t>
       </w:r>
     </w:p>
     <w:p>
@@ -5763,7 +5813,21 @@
         <w:rPr>
           <w:lang w:val="en-GB"/>
         </w:rPr>
-        <w:t>07-Mar-2020</w:t>
+        <w:t>{{</w:t>
+      </w:r>
+      <w:proofErr w:type="spellStart"/>
+      <w:r>
+        <w:rPr>
+          <w:lang w:val="en-GB"/>
+        </w:rPr>
+        <w:t>log_date</w:t>
+      </w:r>
+      <w:proofErr w:type="spellEnd"/>
+      <w:r>
+        <w:rPr>
+          <w:lang w:val="en-GB"/>
+        </w:rPr>
+        <w:t>}}</w:t>
       </w:r>
     </w:p>
     <w:p>
@@ -5800,6 +5864,7 @@
           <w:lang w:val="en-GB"/>
         </w:rPr>
       </w:pPr>
+      <w:proofErr w:type="spellStart"/>
       <w:r>
         <w:rPr>
           <w:lang w:val="en-GB"/>
@@ -5812,6 +5877,7 @@
         </w:rPr>
         <w:t>less</w:t>
       </w:r>
+      <w:proofErr w:type="spellEnd"/>
       <w:r>
         <w:rPr>
           <w:lang w:val="en-GB"/>
@@ -5842,16 +5908,24 @@
         </w:rPr>
         <w:t xml:space="preserve">logged with </w:t>
       </w:r>
+      <w:proofErr w:type="spellStart"/>
       <w:r>
         <w:rPr>
           <w:lang w:val="en-GB"/>
         </w:rPr>
-        <w:t xml:space="preserve">GOWell </w:t>
-      </w:r>
+        <w:t>GOWell</w:t>
+      </w:r>
+      <w:proofErr w:type="spellEnd"/>
       <w:r>
         <w:rPr>
           <w:lang w:val="en-GB"/>
         </w:rPr>
+        <w:t xml:space="preserve"> </w:t>
+      </w:r>
+      <w:r>
+        <w:rPr>
+          <w:lang w:val="en-GB"/>
+        </w:rPr>
         <w:t>ePDT</w:t>
       </w:r>
       <w:r>
@@ -5866,9 +5940,11 @@
         </w:rPr>
         <w:t xml:space="preserve">tool, processed with </w:t>
       </w:r>
+      <w:proofErr w:type="spellStart"/>
       <w:r>
         <w:t>SmartLog</w:t>
       </w:r>
+      <w:proofErr w:type="spellEnd"/>
       <w:r>
         <w:t>.</w:t>
       </w:r>
@@ -5913,7 +5989,7 @@
           <w:noProof/>
         </w:rPr>
       </w:pPr>
-      <w:bookmarkStart w:id="18" w:name="_Toc230601026"/>
+      <w:bookmarkStart w:id="16" w:name="_Toc230601026"/>
       <w:r>
         <w:rPr>
           <w:noProof/>
@@ -5987,7 +6063,7 @@
         </w:rPr>
         <w:t>One Page Summary</w:t>
       </w:r>
-      <w:bookmarkEnd w:id="18"/>
+      <w:bookmarkEnd w:id="16"/>
       <w:r>
         <w:rPr>
           <w:noProof/>
@@ -6002,7 +6078,7 @@
           <w:color w:val="auto"/>
         </w:rPr>
       </w:pPr>
-      <w:bookmarkStart w:id="19" w:name="_Toc230601027"/>
+      <w:bookmarkStart w:id="17" w:name="_Toc230601027"/>
       <w:r>
         <w:rPr>
           <w:color w:val="auto"/>
@@ -6010,7 +6086,7 @@
         <w:lastRenderedPageBreak/>
         <w:t>Saudi Aramco Metal Loss Classification</w:t>
       </w:r>
-      <w:bookmarkEnd w:id="19"/>
+      <w:bookmarkEnd w:id="17"/>
       <w:r>
         <w:rPr>
           <w:color w:val="auto"/>
@@ -6113,7 +6189,7 @@
                 <w:szCs w:val="20"/>
               </w:rPr>
             </w:pPr>
-            <w:bookmarkStart w:id="20" w:name="_Hlk26266937"/>
+            <w:bookmarkStart w:id="18" w:name="_Hlk26266937"/>
             <w:r>
               <w:rPr>
                 <w:rFonts w:cs="Arial"/>
@@ -6884,7 +6960,7 @@
           </w:p>
         </w:tc>
       </w:tr>
-      <w:bookmarkEnd w:id="20"/>
+      <w:bookmarkEnd w:id="18"/>
     </w:tbl>
     <w:p>
       <w:pPr>
@@ -6965,14 +7041,14 @@
           <w:color w:val="auto"/>
         </w:rPr>
       </w:pPr>
-      <w:bookmarkStart w:id="21" w:name="_Toc230601028"/>
+      <w:bookmarkStart w:id="19" w:name="_Toc230601028"/>
       <w:r>
         <w:rPr>
           <w:color w:val="auto"/>
         </w:rPr>
         <w:t>ePDT processing workflow</w:t>
       </w:r>
-      <w:bookmarkEnd w:id="21"/>
+      <w:bookmarkEnd w:id="19"/>
     </w:p>
     <w:p>
       <w:pPr>
@@ -7246,7 +7322,7 @@
         </w:rPr>
         <w:t xml:space="preserve">Identify intervals </w:t>
       </w:r>
-      <w:bookmarkStart w:id="22" w:name="_Hlk207958404"/>
+      <w:bookmarkStart w:id="20" w:name="_Hlk207958404"/>
       <w:r>
         <w:rPr>
           <w:sz w:val="20"/>
@@ -7268,7 +7344,7 @@
         </w:rPr>
         <w:t xml:space="preserve"> may be added to elaborate on the anomalies seen).</w:t>
       </w:r>
-      <w:bookmarkEnd w:id="22"/>
+      <w:bookmarkEnd w:id="20"/>
     </w:p>
     <w:p>
       <w:pPr>
@@ -12659,7 +12735,7 @@
           <w:color w:val="auto"/>
         </w:rPr>
       </w:pPr>
-      <w:bookmarkStart w:id="23" w:name="_Toc230601029"/>
+      <w:bookmarkStart w:id="21" w:name="_Toc230601029"/>
       <w:r>
         <w:rPr>
           <w:color w:val="auto"/>
@@ -12673,8 +12749,8 @@
         </w:rPr>
         <w:t xml:space="preserve"> Joints with Highest Metal Loss</w:t>
       </w:r>
-      <w:bookmarkStart w:id="24" w:name="_Toc26179966"/>
-      <w:bookmarkEnd w:id="23"/>
+      <w:bookmarkStart w:id="22" w:name="_Toc26179966"/>
+      <w:bookmarkEnd w:id="21"/>
     </w:p>
     <w:p>
       <w:pPr>
@@ -12829,8 +12905,22 @@
                 <w:szCs w:val="20"/>
                 <w:lang w:val="en-AE" w:eastAsia="en-AE"/>
               </w:rPr>
-              <w:t>_firstPipe</w:t>
-            </w:r>
+              <w:t>_</w:t>
+            </w:r>
+            <w:proofErr w:type="spellStart"/>
+            <w:r>
+              <w:rPr>
+                <w:rFonts w:asciiTheme="minorHAnsi" w:eastAsia="Times New Roman" w:hAnsiTheme="minorHAnsi" w:cstheme="minorHAnsi"/>
+                <w:b/>
+                <w:bCs/>
+                <w:color w:val="FFFFFF"/>
+                <w:sz w:val="20"/>
+                <w:szCs w:val="20"/>
+                <w:lang w:val="en-AE" w:eastAsia="en-AE"/>
+              </w:rPr>
+              <w:t>firstPipe</w:t>
+            </w:r>
+            <w:proofErr w:type="spellEnd"/>
             <w:r>
               <w:rPr>
                 <w:rFonts w:asciiTheme="minorHAnsi" w:eastAsia="Times New Roman" w:hAnsiTheme="minorHAnsi" w:cstheme="minorHAnsi"/>
@@ -12987,7 +13077,29 @@
                 <w:szCs w:val="20"/>
                 <w:lang w:val="en-AE" w:eastAsia="en-AE"/>
               </w:rPr>
-              <w:t>Nom Thk (in)</w:t>
+              <w:t xml:space="preserve">Nom </w:t>
+            </w:r>
+            <w:proofErr w:type="spellStart"/>
+            <w:r>
+              <w:rPr>
+                <w:rFonts w:asciiTheme="minorHAnsi" w:eastAsia="Times New Roman" w:hAnsiTheme="minorHAnsi" w:cstheme="minorHAnsi"/>
+                <w:color w:val="FFFFFF"/>
+                <w:sz w:val="20"/>
+                <w:szCs w:val="20"/>
+                <w:lang w:val="en-AE" w:eastAsia="en-AE"/>
+              </w:rPr>
+              <w:t>Thk</w:t>
+            </w:r>
+            <w:proofErr w:type="spellEnd"/>
+            <w:r>
+              <w:rPr>
+                <w:rFonts w:asciiTheme="minorHAnsi" w:eastAsia="Times New Roman" w:hAnsiTheme="minorHAnsi" w:cstheme="minorHAnsi"/>
+                <w:color w:val="FFFFFF"/>
+                <w:sz w:val="20"/>
+                <w:szCs w:val="20"/>
+                <w:lang w:val="en-AE" w:eastAsia="en-AE"/>
+              </w:rPr>
+              <w:t xml:space="preserve"> (in)</w:t>
             </w:r>
           </w:p>
         </w:tc>
@@ -13024,7 +13136,29 @@
                 <w:szCs w:val="20"/>
                 <w:lang w:val="en-AE" w:eastAsia="en-AE"/>
               </w:rPr>
-              <w:t>Min Thk (in)</w:t>
+              <w:t xml:space="preserve">Min </w:t>
+            </w:r>
+            <w:proofErr w:type="spellStart"/>
+            <w:r>
+              <w:rPr>
+                <w:rFonts w:asciiTheme="minorHAnsi" w:eastAsia="Times New Roman" w:hAnsiTheme="minorHAnsi" w:cstheme="minorHAnsi"/>
+                <w:color w:val="FFFFFF"/>
+                <w:sz w:val="20"/>
+                <w:szCs w:val="20"/>
+                <w:lang w:val="en-AE" w:eastAsia="en-AE"/>
+              </w:rPr>
+              <w:t>Thk</w:t>
+            </w:r>
+            <w:proofErr w:type="spellEnd"/>
+            <w:r>
+              <w:rPr>
+                <w:rFonts w:asciiTheme="minorHAnsi" w:eastAsia="Times New Roman" w:hAnsiTheme="minorHAnsi" w:cstheme="minorHAnsi"/>
+                <w:color w:val="FFFFFF"/>
+                <w:sz w:val="20"/>
+                <w:szCs w:val="20"/>
+                <w:lang w:val="en-AE" w:eastAsia="en-AE"/>
+              </w:rPr>
+              <w:t xml:space="preserve"> (in)</w:t>
             </w:r>
           </w:p>
         </w:tc>
@@ -13682,8 +13816,22 @@
                 <w:szCs w:val="20"/>
                 <w:lang w:val="en-AE" w:eastAsia="en-AE"/>
               </w:rPr>
-              <w:t>_secondPipe</w:t>
-            </w:r>
+              <w:t>_</w:t>
+            </w:r>
+            <w:proofErr w:type="spellStart"/>
+            <w:r>
+              <w:rPr>
+                <w:rFonts w:asciiTheme="minorHAnsi" w:eastAsia="Times New Roman" w:hAnsiTheme="minorHAnsi" w:cstheme="minorHAnsi"/>
+                <w:b/>
+                <w:bCs/>
+                <w:color w:val="FFFFFF"/>
+                <w:sz w:val="20"/>
+                <w:szCs w:val="20"/>
+                <w:lang w:val="en-AE" w:eastAsia="en-AE"/>
+              </w:rPr>
+              <w:t>secondPipe</w:t>
+            </w:r>
+            <w:proofErr w:type="spellEnd"/>
             <w:r>
               <w:rPr>
                 <w:rFonts w:asciiTheme="minorHAnsi" w:eastAsia="Times New Roman" w:hAnsiTheme="minorHAnsi" w:cstheme="minorHAnsi"/>
@@ -13840,7 +13988,29 @@
                 <w:szCs w:val="20"/>
                 <w:lang w:val="en-AE" w:eastAsia="en-AE"/>
               </w:rPr>
-              <w:t>Nom Thk (in)</w:t>
+              <w:t xml:space="preserve">Nom </w:t>
+            </w:r>
+            <w:proofErr w:type="spellStart"/>
+            <w:r>
+              <w:rPr>
+                <w:rFonts w:asciiTheme="minorHAnsi" w:eastAsia="Times New Roman" w:hAnsiTheme="minorHAnsi" w:cstheme="minorHAnsi"/>
+                <w:color w:val="FFFFFF"/>
+                <w:sz w:val="20"/>
+                <w:szCs w:val="20"/>
+                <w:lang w:val="en-AE" w:eastAsia="en-AE"/>
+              </w:rPr>
+              <w:t>Thk</w:t>
+            </w:r>
+            <w:proofErr w:type="spellEnd"/>
+            <w:r>
+              <w:rPr>
+                <w:rFonts w:asciiTheme="minorHAnsi" w:eastAsia="Times New Roman" w:hAnsiTheme="minorHAnsi" w:cstheme="minorHAnsi"/>
+                <w:color w:val="FFFFFF"/>
+                <w:sz w:val="20"/>
+                <w:szCs w:val="20"/>
+                <w:lang w:val="en-AE" w:eastAsia="en-AE"/>
+              </w:rPr>
+              <w:t xml:space="preserve"> (in)</w:t>
             </w:r>
           </w:p>
         </w:tc>
@@ -13877,7 +14047,29 @@
                 <w:szCs w:val="20"/>
                 <w:lang w:val="en-AE" w:eastAsia="en-AE"/>
               </w:rPr>
-              <w:t>Min Thk (in)</w:t>
+              <w:t xml:space="preserve">Min </w:t>
+            </w:r>
+            <w:proofErr w:type="spellStart"/>
+            <w:r>
+              <w:rPr>
+                <w:rFonts w:asciiTheme="minorHAnsi" w:eastAsia="Times New Roman" w:hAnsiTheme="minorHAnsi" w:cstheme="minorHAnsi"/>
+                <w:color w:val="FFFFFF"/>
+                <w:sz w:val="20"/>
+                <w:szCs w:val="20"/>
+                <w:lang w:val="en-AE" w:eastAsia="en-AE"/>
+              </w:rPr>
+              <w:t>Thk</w:t>
+            </w:r>
+            <w:proofErr w:type="spellEnd"/>
+            <w:r>
+              <w:rPr>
+                <w:rFonts w:asciiTheme="minorHAnsi" w:eastAsia="Times New Roman" w:hAnsiTheme="minorHAnsi" w:cstheme="minorHAnsi"/>
+                <w:color w:val="FFFFFF"/>
+                <w:sz w:val="20"/>
+                <w:szCs w:val="20"/>
+                <w:lang w:val="en-AE" w:eastAsia="en-AE"/>
+              </w:rPr>
+              <w:t xml:space="preserve"> (in)</w:t>
             </w:r>
           </w:p>
         </w:tc>
@@ -14535,8 +14727,22 @@
                 <w:szCs w:val="20"/>
                 <w:lang w:val="en-AE" w:eastAsia="en-AE"/>
               </w:rPr>
-              <w:t>_thirdPipe</w:t>
-            </w:r>
+              <w:t>_</w:t>
+            </w:r>
+            <w:proofErr w:type="spellStart"/>
+            <w:r>
+              <w:rPr>
+                <w:rFonts w:asciiTheme="minorHAnsi" w:eastAsia="Times New Roman" w:hAnsiTheme="minorHAnsi" w:cstheme="minorHAnsi"/>
+                <w:b/>
+                <w:bCs/>
+                <w:color w:val="FFFFFF"/>
+                <w:sz w:val="20"/>
+                <w:szCs w:val="20"/>
+                <w:lang w:val="en-AE" w:eastAsia="en-AE"/>
+              </w:rPr>
+              <w:t>thirdPipe</w:t>
+            </w:r>
+            <w:proofErr w:type="spellEnd"/>
             <w:r>
               <w:rPr>
                 <w:rFonts w:asciiTheme="minorHAnsi" w:eastAsia="Times New Roman" w:hAnsiTheme="minorHAnsi" w:cstheme="minorHAnsi"/>
@@ -14693,7 +14899,29 @@
                 <w:szCs w:val="20"/>
                 <w:lang w:val="en-AE" w:eastAsia="en-AE"/>
               </w:rPr>
-              <w:t>Nom Thk (in)</w:t>
+              <w:t xml:space="preserve">Nom </w:t>
+            </w:r>
+            <w:proofErr w:type="spellStart"/>
+            <w:r>
+              <w:rPr>
+                <w:rFonts w:asciiTheme="minorHAnsi" w:eastAsia="Times New Roman" w:hAnsiTheme="minorHAnsi" w:cstheme="minorHAnsi"/>
+                <w:color w:val="FFFFFF"/>
+                <w:sz w:val="20"/>
+                <w:szCs w:val="20"/>
+                <w:lang w:val="en-AE" w:eastAsia="en-AE"/>
+              </w:rPr>
+              <w:t>Thk</w:t>
+            </w:r>
+            <w:proofErr w:type="spellEnd"/>
+            <w:r>
+              <w:rPr>
+                <w:rFonts w:asciiTheme="minorHAnsi" w:eastAsia="Times New Roman" w:hAnsiTheme="minorHAnsi" w:cstheme="minorHAnsi"/>
+                <w:color w:val="FFFFFF"/>
+                <w:sz w:val="20"/>
+                <w:szCs w:val="20"/>
+                <w:lang w:val="en-AE" w:eastAsia="en-AE"/>
+              </w:rPr>
+              <w:t xml:space="preserve"> (in)</w:t>
             </w:r>
           </w:p>
         </w:tc>
@@ -14730,7 +14958,29 @@
                 <w:szCs w:val="20"/>
                 <w:lang w:val="en-AE" w:eastAsia="en-AE"/>
               </w:rPr>
-              <w:t>Min Thk (in)</w:t>
+              <w:t xml:space="preserve">Min </w:t>
+            </w:r>
+            <w:proofErr w:type="spellStart"/>
+            <w:r>
+              <w:rPr>
+                <w:rFonts w:asciiTheme="minorHAnsi" w:eastAsia="Times New Roman" w:hAnsiTheme="minorHAnsi" w:cstheme="minorHAnsi"/>
+                <w:color w:val="FFFFFF"/>
+                <w:sz w:val="20"/>
+                <w:szCs w:val="20"/>
+                <w:lang w:val="en-AE" w:eastAsia="en-AE"/>
+              </w:rPr>
+              <w:t>Thk</w:t>
+            </w:r>
+            <w:proofErr w:type="spellEnd"/>
+            <w:r>
+              <w:rPr>
+                <w:rFonts w:asciiTheme="minorHAnsi" w:eastAsia="Times New Roman" w:hAnsiTheme="minorHAnsi" w:cstheme="minorHAnsi"/>
+                <w:color w:val="FFFFFF"/>
+                <w:sz w:val="20"/>
+                <w:szCs w:val="20"/>
+                <w:lang w:val="en-AE" w:eastAsia="en-AE"/>
+              </w:rPr>
+              <w:t xml:space="preserve"> (in)</w:t>
             </w:r>
           </w:p>
         </w:tc>
@@ -15412,8 +15662,22 @@
                 <w:szCs w:val="20"/>
                 <w:lang w:val="en-AE" w:eastAsia="en-AE"/>
               </w:rPr>
-              <w:t>_fourthPipe</w:t>
-            </w:r>
+              <w:t>_</w:t>
+            </w:r>
+            <w:proofErr w:type="spellStart"/>
+            <w:r>
+              <w:rPr>
+                <w:rFonts w:asciiTheme="minorHAnsi" w:eastAsia="Times New Roman" w:hAnsiTheme="minorHAnsi" w:cstheme="minorHAnsi"/>
+                <w:b/>
+                <w:bCs/>
+                <w:color w:val="FFFFFF"/>
+                <w:sz w:val="20"/>
+                <w:szCs w:val="20"/>
+                <w:lang w:val="en-AE" w:eastAsia="en-AE"/>
+              </w:rPr>
+              <w:t>fourthPipe</w:t>
+            </w:r>
+            <w:proofErr w:type="spellEnd"/>
             <w:r>
               <w:rPr>
                 <w:rFonts w:asciiTheme="minorHAnsi" w:eastAsia="Times New Roman" w:hAnsiTheme="minorHAnsi" w:cstheme="minorHAnsi"/>
@@ -15570,7 +15834,29 @@
                 <w:szCs w:val="20"/>
                 <w:lang w:val="en-AE" w:eastAsia="en-AE"/>
               </w:rPr>
-              <w:t>Nom Thk (in)</w:t>
+              <w:t xml:space="preserve">Nom </w:t>
+            </w:r>
+            <w:proofErr w:type="spellStart"/>
+            <w:r>
+              <w:rPr>
+                <w:rFonts w:asciiTheme="minorHAnsi" w:eastAsia="Times New Roman" w:hAnsiTheme="minorHAnsi" w:cstheme="minorHAnsi"/>
+                <w:color w:val="FFFFFF"/>
+                <w:sz w:val="20"/>
+                <w:szCs w:val="20"/>
+                <w:lang w:val="en-AE" w:eastAsia="en-AE"/>
+              </w:rPr>
+              <w:t>Thk</w:t>
+            </w:r>
+            <w:proofErr w:type="spellEnd"/>
+            <w:r>
+              <w:rPr>
+                <w:rFonts w:asciiTheme="minorHAnsi" w:eastAsia="Times New Roman" w:hAnsiTheme="minorHAnsi" w:cstheme="minorHAnsi"/>
+                <w:color w:val="FFFFFF"/>
+                <w:sz w:val="20"/>
+                <w:szCs w:val="20"/>
+                <w:lang w:val="en-AE" w:eastAsia="en-AE"/>
+              </w:rPr>
+              <w:t xml:space="preserve"> (in)</w:t>
             </w:r>
           </w:p>
         </w:tc>
@@ -15607,7 +15893,29 @@
                 <w:szCs w:val="20"/>
                 <w:lang w:val="en-AE" w:eastAsia="en-AE"/>
               </w:rPr>
-              <w:t>Min Thk (in)</w:t>
+              <w:t xml:space="preserve">Min </w:t>
+            </w:r>
+            <w:proofErr w:type="spellStart"/>
+            <w:r>
+              <w:rPr>
+                <w:rFonts w:asciiTheme="minorHAnsi" w:eastAsia="Times New Roman" w:hAnsiTheme="minorHAnsi" w:cstheme="minorHAnsi"/>
+                <w:color w:val="FFFFFF"/>
+                <w:sz w:val="20"/>
+                <w:szCs w:val="20"/>
+                <w:lang w:val="en-AE" w:eastAsia="en-AE"/>
+              </w:rPr>
+              <w:t>Thk</w:t>
+            </w:r>
+            <w:proofErr w:type="spellEnd"/>
+            <w:r>
+              <w:rPr>
+                <w:rFonts w:asciiTheme="minorHAnsi" w:eastAsia="Times New Roman" w:hAnsiTheme="minorHAnsi" w:cstheme="minorHAnsi"/>
+                <w:color w:val="FFFFFF"/>
+                <w:sz w:val="20"/>
+                <w:szCs w:val="20"/>
+                <w:lang w:val="en-AE" w:eastAsia="en-AE"/>
+              </w:rPr>
+              <w:t xml:space="preserve"> (in)</w:t>
             </w:r>
           </w:p>
         </w:tc>
@@ -16297,8 +16605,22 @@
                 <w:szCs w:val="20"/>
                 <w:lang w:val="en-AE" w:eastAsia="en-AE"/>
               </w:rPr>
-              <w:t>_fifthPipe</w:t>
-            </w:r>
+              <w:t>_</w:t>
+            </w:r>
+            <w:proofErr w:type="spellStart"/>
+            <w:r>
+              <w:rPr>
+                <w:rFonts w:asciiTheme="minorHAnsi" w:eastAsia="Times New Roman" w:hAnsiTheme="minorHAnsi" w:cstheme="minorHAnsi"/>
+                <w:b/>
+                <w:bCs/>
+                <w:color w:val="FFFFFF"/>
+                <w:sz w:val="20"/>
+                <w:szCs w:val="20"/>
+                <w:lang w:val="en-AE" w:eastAsia="en-AE"/>
+              </w:rPr>
+              <w:t>fifthPipe</w:t>
+            </w:r>
+            <w:proofErr w:type="spellEnd"/>
             <w:r>
               <w:rPr>
                 <w:rFonts w:asciiTheme="minorHAnsi" w:eastAsia="Times New Roman" w:hAnsiTheme="minorHAnsi" w:cstheme="minorHAnsi"/>
@@ -16455,7 +16777,29 @@
                 <w:szCs w:val="20"/>
                 <w:lang w:val="en-AE" w:eastAsia="en-AE"/>
               </w:rPr>
-              <w:t>Nom Thk (in)</w:t>
+              <w:t xml:space="preserve">Nom </w:t>
+            </w:r>
+            <w:proofErr w:type="spellStart"/>
+            <w:r>
+              <w:rPr>
+                <w:rFonts w:asciiTheme="minorHAnsi" w:eastAsia="Times New Roman" w:hAnsiTheme="minorHAnsi" w:cstheme="minorHAnsi"/>
+                <w:color w:val="FFFFFF"/>
+                <w:sz w:val="20"/>
+                <w:szCs w:val="20"/>
+                <w:lang w:val="en-AE" w:eastAsia="en-AE"/>
+              </w:rPr>
+              <w:t>Thk</w:t>
+            </w:r>
+            <w:proofErr w:type="spellEnd"/>
+            <w:r>
+              <w:rPr>
+                <w:rFonts w:asciiTheme="minorHAnsi" w:eastAsia="Times New Roman" w:hAnsiTheme="minorHAnsi" w:cstheme="minorHAnsi"/>
+                <w:color w:val="FFFFFF"/>
+                <w:sz w:val="20"/>
+                <w:szCs w:val="20"/>
+                <w:lang w:val="en-AE" w:eastAsia="en-AE"/>
+              </w:rPr>
+              <w:t xml:space="preserve"> (in)</w:t>
             </w:r>
           </w:p>
         </w:tc>
@@ -16492,7 +16836,29 @@
                 <w:szCs w:val="20"/>
                 <w:lang w:val="en-AE" w:eastAsia="en-AE"/>
               </w:rPr>
-              <w:t>Min Thk (in)</w:t>
+              <w:t xml:space="preserve">Min </w:t>
+            </w:r>
+            <w:proofErr w:type="spellStart"/>
+            <w:r>
+              <w:rPr>
+                <w:rFonts w:asciiTheme="minorHAnsi" w:eastAsia="Times New Roman" w:hAnsiTheme="minorHAnsi" w:cstheme="minorHAnsi"/>
+                <w:color w:val="FFFFFF"/>
+                <w:sz w:val="20"/>
+                <w:szCs w:val="20"/>
+                <w:lang w:val="en-AE" w:eastAsia="en-AE"/>
+              </w:rPr>
+              <w:t>Thk</w:t>
+            </w:r>
+            <w:proofErr w:type="spellEnd"/>
+            <w:r>
+              <w:rPr>
+                <w:rFonts w:asciiTheme="minorHAnsi" w:eastAsia="Times New Roman" w:hAnsiTheme="minorHAnsi" w:cstheme="minorHAnsi"/>
+                <w:color w:val="FFFFFF"/>
+                <w:sz w:val="20"/>
+                <w:szCs w:val="20"/>
+                <w:lang w:val="en-AE" w:eastAsia="en-AE"/>
+              </w:rPr>
+              <w:t xml:space="preserve"> (in)</w:t>
             </w:r>
           </w:p>
         </w:tc>
@@ -17150,8 +17516,22 @@
                 <w:szCs w:val="20"/>
                 <w:lang w:val="en-AE" w:eastAsia="en-AE"/>
               </w:rPr>
-              <w:t>_sixthPipe</w:t>
-            </w:r>
+              <w:t>_</w:t>
+            </w:r>
+            <w:proofErr w:type="spellStart"/>
+            <w:r>
+              <w:rPr>
+                <w:rFonts w:asciiTheme="minorHAnsi" w:eastAsia="Times New Roman" w:hAnsiTheme="minorHAnsi" w:cstheme="minorHAnsi"/>
+                <w:b/>
+                <w:bCs/>
+                <w:color w:val="FFFFFF"/>
+                <w:sz w:val="20"/>
+                <w:szCs w:val="20"/>
+                <w:lang w:val="en-AE" w:eastAsia="en-AE"/>
+              </w:rPr>
+              <w:t>sixthPipe</w:t>
+            </w:r>
+            <w:proofErr w:type="spellEnd"/>
             <w:r>
               <w:rPr>
                 <w:rFonts w:asciiTheme="minorHAnsi" w:eastAsia="Times New Roman" w:hAnsiTheme="minorHAnsi" w:cstheme="minorHAnsi"/>
@@ -17308,7 +17688,29 @@
                 <w:szCs w:val="20"/>
                 <w:lang w:val="en-AE" w:eastAsia="en-AE"/>
               </w:rPr>
-              <w:t>Nom Thk (in)</w:t>
+              <w:t xml:space="preserve">Nom </w:t>
+            </w:r>
+            <w:proofErr w:type="spellStart"/>
+            <w:r>
+              <w:rPr>
+                <w:rFonts w:asciiTheme="minorHAnsi" w:eastAsia="Times New Roman" w:hAnsiTheme="minorHAnsi" w:cstheme="minorHAnsi"/>
+                <w:color w:val="FFFFFF"/>
+                <w:sz w:val="20"/>
+                <w:szCs w:val="20"/>
+                <w:lang w:val="en-AE" w:eastAsia="en-AE"/>
+              </w:rPr>
+              <w:t>Thk</w:t>
+            </w:r>
+            <w:proofErr w:type="spellEnd"/>
+            <w:r>
+              <w:rPr>
+                <w:rFonts w:asciiTheme="minorHAnsi" w:eastAsia="Times New Roman" w:hAnsiTheme="minorHAnsi" w:cstheme="minorHAnsi"/>
+                <w:color w:val="FFFFFF"/>
+                <w:sz w:val="20"/>
+                <w:szCs w:val="20"/>
+                <w:lang w:val="en-AE" w:eastAsia="en-AE"/>
+              </w:rPr>
+              <w:t xml:space="preserve"> (in)</w:t>
             </w:r>
           </w:p>
         </w:tc>
@@ -17345,7 +17747,29 @@
                 <w:szCs w:val="20"/>
                 <w:lang w:val="en-AE" w:eastAsia="en-AE"/>
               </w:rPr>
-              <w:t>Min Thk (in)</w:t>
+              <w:t xml:space="preserve">Min </w:t>
+            </w:r>
+            <w:proofErr w:type="spellStart"/>
+            <w:r>
+              <w:rPr>
+                <w:rFonts w:asciiTheme="minorHAnsi" w:eastAsia="Times New Roman" w:hAnsiTheme="minorHAnsi" w:cstheme="minorHAnsi"/>
+                <w:color w:val="FFFFFF"/>
+                <w:sz w:val="20"/>
+                <w:szCs w:val="20"/>
+                <w:lang w:val="en-AE" w:eastAsia="en-AE"/>
+              </w:rPr>
+              <w:t>Thk</w:t>
+            </w:r>
+            <w:proofErr w:type="spellEnd"/>
+            <w:r>
+              <w:rPr>
+                <w:rFonts w:asciiTheme="minorHAnsi" w:eastAsia="Times New Roman" w:hAnsiTheme="minorHAnsi" w:cstheme="minorHAnsi"/>
+                <w:color w:val="FFFFFF"/>
+                <w:sz w:val="20"/>
+                <w:szCs w:val="20"/>
+                <w:lang w:val="en-AE" w:eastAsia="en-AE"/>
+              </w:rPr>
+              <w:t xml:space="preserve"> (in)</w:t>
             </w:r>
           </w:p>
         </w:tc>
@@ -17870,8 +18294,8 @@
           <w:color w:val="auto"/>
         </w:rPr>
       </w:pPr>
-      <w:bookmarkStart w:id="25" w:name="_Toc230601030"/>
-      <w:bookmarkEnd w:id="24"/>
+      <w:bookmarkStart w:id="23" w:name="_Toc230601030"/>
+      <w:bookmarkEnd w:id="22"/>
       <w:r>
         <w:rPr>
           <w:color w:val="auto"/>
@@ -17897,14 +18321,14 @@
         </w:rPr>
         <w:t>Display</w:t>
       </w:r>
-      <w:bookmarkEnd w:id="25"/>
+      <w:bookmarkEnd w:id="23"/>
       <w:r>
         <w:rPr>
           <w:color w:val="auto"/>
         </w:rPr>
         <w:t xml:space="preserve"> </w:t>
       </w:r>
-      <w:bookmarkStart w:id="26" w:name="_Hlk35944342"/>
+      <w:bookmarkStart w:id="24" w:name="_Hlk35944342"/>
     </w:p>
     <w:tbl>
       <w:tblPr>
@@ -18670,8 +19094,8 @@
         </w:rPr>
         <w:t xml:space="preserve"> - Raw Data</w:t>
       </w:r>
-      <w:bookmarkStart w:id="27" w:name="_Hlk48378957"/>
-      <w:bookmarkEnd w:id="26"/>
+      <w:bookmarkStart w:id="25" w:name="_Hlk48378957"/>
+      <w:bookmarkEnd w:id="24"/>
       <w:r>
         <w:rPr>
           <w:color w:val="auto"/>
@@ -18686,7 +19110,7 @@
           <w:color w:val="auto"/>
         </w:rPr>
       </w:pPr>
-      <w:bookmarkStart w:id="28" w:name="_Toc230601031"/>
+      <w:bookmarkStart w:id="26" w:name="_Toc230601031"/>
       <w:r>
         <w:rPr>
           <w:color w:val="auto"/>
@@ -18706,15 +19130,15 @@
         </w:rPr>
         <w:t>Display</w:t>
       </w:r>
-      <w:bookmarkEnd w:id="28"/>
+      <w:bookmarkEnd w:id="26"/>
       <w:r>
         <w:rPr>
           <w:color w:val="auto"/>
         </w:rPr>
         <w:t xml:space="preserve"> </w:t>
       </w:r>
-      <w:bookmarkStart w:id="29" w:name="_Hlk35944407"/>
-      <w:bookmarkEnd w:id="27"/>
+      <w:bookmarkStart w:id="27" w:name="_Hlk35944407"/>
+      <w:bookmarkEnd w:id="25"/>
     </w:p>
     <w:tbl>
       <w:tblPr>
@@ -18837,7 +19261,7 @@
         </w:rPr>
         <w:t xml:space="preserve"> Evaluation Results</w:t>
       </w:r>
-      <w:bookmarkEnd w:id="29"/>
+      <w:bookmarkEnd w:id="27"/>
     </w:p>
     <w:p>
       <w:pPr>
@@ -18846,14 +19270,14 @@
           <w:color w:val="auto"/>
         </w:rPr>
       </w:pPr>
-      <w:bookmarkStart w:id="30" w:name="_Toc230601032"/>
+      <w:bookmarkStart w:id="28" w:name="_Toc230601032"/>
       <w:r>
         <w:rPr>
           <w:color w:val="auto"/>
         </w:rPr>
         <w:t>Temperature Data and GR Log Display</w:t>
       </w:r>
-      <w:bookmarkEnd w:id="30"/>
+      <w:bookmarkEnd w:id="28"/>
     </w:p>
     <w:tbl>
       <w:tblPr>
@@ -18889,7 +19313,15 @@
               <w:jc w:val="center"/>
             </w:pPr>
             <w:r>
-              <w:t>{{tempgr}}</w:t>
+              <w:t>{{</w:t>
+            </w:r>
+            <w:proofErr w:type="spellStart"/>
+            <w:r>
+              <w:t>tempgr</w:t>
+            </w:r>
+            <w:proofErr w:type="spellEnd"/>
+            <w:r>
+              <w:t>}}</w:t>
             </w:r>
           </w:p>
         </w:tc>
@@ -18929,7 +19361,7 @@
           <w:color w:val="auto"/>
         </w:rPr>
       </w:pPr>
-      <w:bookmarkStart w:id="31" w:name="_Toc230601033"/>
+      <w:bookmarkStart w:id="29" w:name="_Toc230601033"/>
       <w:r>
         <w:rPr>
           <w:color w:val="auto"/>
@@ -18942,7 +19374,7 @@
         </w:rPr>
         <w:t xml:space="preserve"> and Hotspots</w:t>
       </w:r>
-      <w:bookmarkEnd w:id="31"/>
+      <w:bookmarkEnd w:id="29"/>
     </w:p>
     <w:tbl>
       <w:tblPr>
@@ -18978,7 +19410,15 @@
               <w:jc w:val="center"/>
             </w:pPr>
             <w:r>
-              <w:t>{{wh}}</w:t>
+              <w:t>{{</w:t>
+            </w:r>
+            <w:proofErr w:type="spellStart"/>
+            <w:r>
+              <w:t>wh</w:t>
+            </w:r>
+            <w:proofErr w:type="spellEnd"/>
+            <w:r>
+              <w:t>}}</w:t>
             </w:r>
           </w:p>
         </w:tc>
@@ -19327,7 +19767,29 @@
           <w:sz w:val="20"/>
           <w:szCs w:val="20"/>
         </w:rPr>
-        <w:t>{{damage_block_start}}</w:t>
+        <w:t>{{</w:t>
+      </w:r>
+      <w:proofErr w:type="spellStart"/>
+      <w:r>
+        <w:rPr>
+          <w:rFonts w:asciiTheme="minorHAnsi" w:hAnsiTheme="minorHAnsi" w:cstheme="minorHAnsi"/>
+          <w:i/>
+          <w:iCs/>
+          <w:sz w:val="20"/>
+          <w:szCs w:val="20"/>
+        </w:rPr>
+        <w:t>damage_block_start</w:t>
+      </w:r>
+      <w:proofErr w:type="spellEnd"/>
+      <w:r>
+        <w:rPr>
+          <w:rFonts w:asciiTheme="minorHAnsi" w:hAnsiTheme="minorHAnsi" w:cstheme="minorHAnsi"/>
+          <w:i/>
+          <w:iCs/>
+          <w:sz w:val="20"/>
+          <w:szCs w:val="20"/>
+        </w:rPr>
+        <w:t>}}</w:t>
       </w:r>
     </w:p>
     <w:tbl>
@@ -20438,7 +20900,29 @@
           <w:sz w:val="20"/>
           <w:szCs w:val="20"/>
         </w:rPr>
-        <w:t>{{damage_block_end}}</w:t>
+        <w:t>{{</w:t>
+      </w:r>
+      <w:proofErr w:type="spellStart"/>
+      <w:r>
+        <w:rPr>
+          <w:rFonts w:asciiTheme="minorHAnsi" w:hAnsiTheme="minorHAnsi" w:cstheme="minorHAnsi"/>
+          <w:i/>
+          <w:iCs/>
+          <w:sz w:val="20"/>
+          <w:szCs w:val="20"/>
+        </w:rPr>
+        <w:t>damage_block_end</w:t>
+      </w:r>
+      <w:proofErr w:type="spellEnd"/>
+      <w:r>
+        <w:rPr>
+          <w:rFonts w:asciiTheme="minorHAnsi" w:hAnsiTheme="minorHAnsi" w:cstheme="minorHAnsi"/>
+          <w:i/>
+          <w:iCs/>
+          <w:sz w:val="20"/>
+          <w:szCs w:val="20"/>
+        </w:rPr>
+        <w:t>}}</w:t>
       </w:r>
     </w:p>
     <w:p>
@@ -20471,7 +20955,7 @@
           <w:color w:val="auto"/>
         </w:rPr>
       </w:pPr>
-      <w:bookmarkStart w:id="32" w:name="_Toc230601034"/>
+      <w:bookmarkStart w:id="30" w:name="_Toc230601034"/>
       <w:r>
         <w:rPr>
           <w:color w:val="auto"/>
@@ -20479,8 +20963,8 @@
         <w:lastRenderedPageBreak/>
         <w:t>Tabulated Joints Metal Loss</w:t>
       </w:r>
-      <w:bookmarkStart w:id="33" w:name="_Toc26179971"/>
-      <w:bookmarkEnd w:id="32"/>
+      <w:bookmarkStart w:id="31" w:name="_Toc26179971"/>
+      <w:bookmarkEnd w:id="30"/>
     </w:p>
     <w:p>
       <w:pPr>
@@ -20619,8 +21103,9 @@
                 <w:szCs w:val="20"/>
                 <w:lang w:val="en-AE" w:eastAsia="en-AE"/>
               </w:rPr>
-              <w:t>{{joints_</w:t>
-            </w:r>
+              <w:t>{{</w:t>
+            </w:r>
+            <w:proofErr w:type="spellStart"/>
             <w:r>
               <w:rPr>
                 <w:rFonts w:asciiTheme="minorHAnsi" w:eastAsia="Times New Roman" w:hAnsiTheme="minorHAnsi" w:cstheme="minorHAnsi"/>
@@ -20629,8 +21114,19 @@
                 <w:szCs w:val="20"/>
                 <w:lang w:val="en-AE" w:eastAsia="en-AE"/>
               </w:rPr>
+              <w:t>joints_</w:t>
+            </w:r>
+            <w:r>
+              <w:rPr>
+                <w:rFonts w:asciiTheme="minorHAnsi" w:eastAsia="Times New Roman" w:hAnsiTheme="minorHAnsi" w:cstheme="minorHAnsi"/>
+                <w:color w:val="FFFFFF"/>
+                <w:sz w:val="20"/>
+                <w:szCs w:val="20"/>
+                <w:lang w:val="en-AE" w:eastAsia="en-AE"/>
+              </w:rPr>
               <w:t>firstPipe</w:t>
             </w:r>
+            <w:proofErr w:type="spellEnd"/>
             <w:r>
               <w:rPr>
                 <w:rFonts w:asciiTheme="minorHAnsi" w:eastAsia="Times New Roman" w:hAnsiTheme="minorHAnsi" w:cstheme="minorHAnsi"/>
@@ -20787,7 +21283,29 @@
                 <w:szCs w:val="20"/>
                 <w:lang w:val="en-AE" w:eastAsia="en-AE"/>
               </w:rPr>
-              <w:t>Nom Thk (in)</w:t>
+              <w:t xml:space="preserve">Nom </w:t>
+            </w:r>
+            <w:proofErr w:type="spellStart"/>
+            <w:r>
+              <w:rPr>
+                <w:rFonts w:asciiTheme="minorHAnsi" w:eastAsia="Times New Roman" w:hAnsiTheme="minorHAnsi" w:cstheme="minorHAnsi"/>
+                <w:color w:val="FFFFFF"/>
+                <w:sz w:val="20"/>
+                <w:szCs w:val="20"/>
+                <w:lang w:val="en-AE" w:eastAsia="en-AE"/>
+              </w:rPr>
+              <w:t>Thk</w:t>
+            </w:r>
+            <w:proofErr w:type="spellEnd"/>
+            <w:r>
+              <w:rPr>
+                <w:rFonts w:asciiTheme="minorHAnsi" w:eastAsia="Times New Roman" w:hAnsiTheme="minorHAnsi" w:cstheme="minorHAnsi"/>
+                <w:color w:val="FFFFFF"/>
+                <w:sz w:val="20"/>
+                <w:szCs w:val="20"/>
+                <w:lang w:val="en-AE" w:eastAsia="en-AE"/>
+              </w:rPr>
+              <w:t xml:space="preserve"> (in)</w:t>
             </w:r>
           </w:p>
         </w:tc>
@@ -20824,7 +21342,29 @@
                 <w:szCs w:val="20"/>
                 <w:lang w:val="en-AE" w:eastAsia="en-AE"/>
               </w:rPr>
-              <w:t>Min Thk (in)</w:t>
+              <w:t xml:space="preserve">Min </w:t>
+            </w:r>
+            <w:proofErr w:type="spellStart"/>
+            <w:r>
+              <w:rPr>
+                <w:rFonts w:asciiTheme="minorHAnsi" w:eastAsia="Times New Roman" w:hAnsiTheme="minorHAnsi" w:cstheme="minorHAnsi"/>
+                <w:color w:val="FFFFFF"/>
+                <w:sz w:val="20"/>
+                <w:szCs w:val="20"/>
+                <w:lang w:val="en-AE" w:eastAsia="en-AE"/>
+              </w:rPr>
+              <w:t>Thk</w:t>
+            </w:r>
+            <w:proofErr w:type="spellEnd"/>
+            <w:r>
+              <w:rPr>
+                <w:rFonts w:asciiTheme="minorHAnsi" w:eastAsia="Times New Roman" w:hAnsiTheme="minorHAnsi" w:cstheme="minorHAnsi"/>
+                <w:color w:val="FFFFFF"/>
+                <w:sz w:val="20"/>
+                <w:szCs w:val="20"/>
+                <w:lang w:val="en-AE" w:eastAsia="en-AE"/>
+              </w:rPr>
+              <w:t xml:space="preserve"> (in)</w:t>
             </w:r>
           </w:p>
         </w:tc>
@@ -21474,7 +22014,29 @@
                 <w:szCs w:val="20"/>
                 <w:lang w:val="en-AE" w:eastAsia="en-AE"/>
               </w:rPr>
-              <w:t>{{joints_secondPipe}}</w:t>
+              <w:t>{{</w:t>
+            </w:r>
+            <w:proofErr w:type="spellStart"/>
+            <w:r>
+              <w:rPr>
+                <w:rFonts w:asciiTheme="minorHAnsi" w:eastAsia="Times New Roman" w:hAnsiTheme="minorHAnsi" w:cstheme="minorHAnsi"/>
+                <w:color w:val="FFFFFF"/>
+                <w:sz w:val="20"/>
+                <w:szCs w:val="20"/>
+                <w:lang w:val="en-AE" w:eastAsia="en-AE"/>
+              </w:rPr>
+              <w:t>joints_secondPipe</w:t>
+            </w:r>
+            <w:proofErr w:type="spellEnd"/>
+            <w:r>
+              <w:rPr>
+                <w:rFonts w:asciiTheme="minorHAnsi" w:eastAsia="Times New Roman" w:hAnsiTheme="minorHAnsi" w:cstheme="minorHAnsi"/>
+                <w:color w:val="FFFFFF"/>
+                <w:sz w:val="20"/>
+                <w:szCs w:val="20"/>
+                <w:lang w:val="en-AE" w:eastAsia="en-AE"/>
+              </w:rPr>
+              <w:t>}}</w:t>
             </w:r>
           </w:p>
         </w:tc>
@@ -21622,7 +22184,29 @@
                 <w:szCs w:val="20"/>
                 <w:lang w:val="en-AE" w:eastAsia="en-AE"/>
               </w:rPr>
-              <w:t>Nom Thk (in)</w:t>
+              <w:t xml:space="preserve">Nom </w:t>
+            </w:r>
+            <w:proofErr w:type="spellStart"/>
+            <w:r>
+              <w:rPr>
+                <w:rFonts w:asciiTheme="minorHAnsi" w:eastAsia="Times New Roman" w:hAnsiTheme="minorHAnsi" w:cstheme="minorHAnsi"/>
+                <w:color w:val="FFFFFF"/>
+                <w:sz w:val="20"/>
+                <w:szCs w:val="20"/>
+                <w:lang w:val="en-AE" w:eastAsia="en-AE"/>
+              </w:rPr>
+              <w:t>Thk</w:t>
+            </w:r>
+            <w:proofErr w:type="spellEnd"/>
+            <w:r>
+              <w:rPr>
+                <w:rFonts w:asciiTheme="minorHAnsi" w:eastAsia="Times New Roman" w:hAnsiTheme="minorHAnsi" w:cstheme="minorHAnsi"/>
+                <w:color w:val="FFFFFF"/>
+                <w:sz w:val="20"/>
+                <w:szCs w:val="20"/>
+                <w:lang w:val="en-AE" w:eastAsia="en-AE"/>
+              </w:rPr>
+              <w:t xml:space="preserve"> (in)</w:t>
             </w:r>
           </w:p>
         </w:tc>
@@ -21659,7 +22243,29 @@
                 <w:szCs w:val="20"/>
                 <w:lang w:val="en-AE" w:eastAsia="en-AE"/>
               </w:rPr>
-              <w:t>Min Thk (in)</w:t>
+              <w:t xml:space="preserve">Min </w:t>
+            </w:r>
+            <w:proofErr w:type="spellStart"/>
+            <w:r>
+              <w:rPr>
+                <w:rFonts w:asciiTheme="minorHAnsi" w:eastAsia="Times New Roman" w:hAnsiTheme="minorHAnsi" w:cstheme="minorHAnsi"/>
+                <w:color w:val="FFFFFF"/>
+                <w:sz w:val="20"/>
+                <w:szCs w:val="20"/>
+                <w:lang w:val="en-AE" w:eastAsia="en-AE"/>
+              </w:rPr>
+              <w:t>Thk</w:t>
+            </w:r>
+            <w:proofErr w:type="spellEnd"/>
+            <w:r>
+              <w:rPr>
+                <w:rFonts w:asciiTheme="minorHAnsi" w:eastAsia="Times New Roman" w:hAnsiTheme="minorHAnsi" w:cstheme="minorHAnsi"/>
+                <w:color w:val="FFFFFF"/>
+                <w:sz w:val="20"/>
+                <w:szCs w:val="20"/>
+                <w:lang w:val="en-AE" w:eastAsia="en-AE"/>
+              </w:rPr>
+              <w:t xml:space="preserve"> (in)</w:t>
             </w:r>
           </w:p>
         </w:tc>
@@ -22309,7 +22915,29 @@
                 <w:szCs w:val="20"/>
                 <w:lang w:val="en-AE" w:eastAsia="en-AE"/>
               </w:rPr>
-              <w:t>{{joints_thirdPipe}}</w:t>
+              <w:t>{{</w:t>
+            </w:r>
+            <w:proofErr w:type="spellStart"/>
+            <w:r>
+              <w:rPr>
+                <w:rFonts w:asciiTheme="minorHAnsi" w:eastAsia="Times New Roman" w:hAnsiTheme="minorHAnsi" w:cstheme="minorHAnsi"/>
+                <w:color w:val="FFFFFF"/>
+                <w:sz w:val="20"/>
+                <w:szCs w:val="20"/>
+                <w:lang w:val="en-AE" w:eastAsia="en-AE"/>
+              </w:rPr>
+              <w:t>joints_thirdPipe</w:t>
+            </w:r>
+            <w:proofErr w:type="spellEnd"/>
+            <w:r>
+              <w:rPr>
+                <w:rFonts w:asciiTheme="minorHAnsi" w:eastAsia="Times New Roman" w:hAnsiTheme="minorHAnsi" w:cstheme="minorHAnsi"/>
+                <w:color w:val="FFFFFF"/>
+                <w:sz w:val="20"/>
+                <w:szCs w:val="20"/>
+                <w:lang w:val="en-AE" w:eastAsia="en-AE"/>
+              </w:rPr>
+              <w:t>}}</w:t>
             </w:r>
           </w:p>
         </w:tc>
@@ -22457,7 +23085,29 @@
                 <w:szCs w:val="20"/>
                 <w:lang w:val="en-AE" w:eastAsia="en-AE"/>
               </w:rPr>
-              <w:t>Nom Thk (in)</w:t>
+              <w:t xml:space="preserve">Nom </w:t>
+            </w:r>
+            <w:proofErr w:type="spellStart"/>
+            <w:r>
+              <w:rPr>
+                <w:rFonts w:asciiTheme="minorHAnsi" w:eastAsia="Times New Roman" w:hAnsiTheme="minorHAnsi" w:cstheme="minorHAnsi"/>
+                <w:color w:val="FFFFFF"/>
+                <w:sz w:val="20"/>
+                <w:szCs w:val="20"/>
+                <w:lang w:val="en-AE" w:eastAsia="en-AE"/>
+              </w:rPr>
+              <w:t>Thk</w:t>
+            </w:r>
+            <w:proofErr w:type="spellEnd"/>
+            <w:r>
+              <w:rPr>
+                <w:rFonts w:asciiTheme="minorHAnsi" w:eastAsia="Times New Roman" w:hAnsiTheme="minorHAnsi" w:cstheme="minorHAnsi"/>
+                <w:color w:val="FFFFFF"/>
+                <w:sz w:val="20"/>
+                <w:szCs w:val="20"/>
+                <w:lang w:val="en-AE" w:eastAsia="en-AE"/>
+              </w:rPr>
+              <w:t xml:space="preserve"> (in)</w:t>
             </w:r>
           </w:p>
         </w:tc>
@@ -22494,7 +23144,29 @@
                 <w:szCs w:val="20"/>
                 <w:lang w:val="en-AE" w:eastAsia="en-AE"/>
               </w:rPr>
-              <w:t>Min Thk (in)</w:t>
+              <w:t xml:space="preserve">Min </w:t>
+            </w:r>
+            <w:proofErr w:type="spellStart"/>
+            <w:r>
+              <w:rPr>
+                <w:rFonts w:asciiTheme="minorHAnsi" w:eastAsia="Times New Roman" w:hAnsiTheme="minorHAnsi" w:cstheme="minorHAnsi"/>
+                <w:color w:val="FFFFFF"/>
+                <w:sz w:val="20"/>
+                <w:szCs w:val="20"/>
+                <w:lang w:val="en-AE" w:eastAsia="en-AE"/>
+              </w:rPr>
+              <w:t>Thk</w:t>
+            </w:r>
+            <w:proofErr w:type="spellEnd"/>
+            <w:r>
+              <w:rPr>
+                <w:rFonts w:asciiTheme="minorHAnsi" w:eastAsia="Times New Roman" w:hAnsiTheme="minorHAnsi" w:cstheme="minorHAnsi"/>
+                <w:color w:val="FFFFFF"/>
+                <w:sz w:val="20"/>
+                <w:szCs w:val="20"/>
+                <w:lang w:val="en-AE" w:eastAsia="en-AE"/>
+              </w:rPr>
+              <w:t xml:space="preserve"> (in)</w:t>
             </w:r>
           </w:p>
         </w:tc>
@@ -23174,7 +23846,29 @@
                 <w:szCs w:val="20"/>
                 <w:lang w:val="en-AE" w:eastAsia="en-AE"/>
               </w:rPr>
-              <w:t>{{joints_fourthPipe}}</w:t>
+              <w:t>{{</w:t>
+            </w:r>
+            <w:proofErr w:type="spellStart"/>
+            <w:r>
+              <w:rPr>
+                <w:rFonts w:asciiTheme="minorHAnsi" w:eastAsia="Times New Roman" w:hAnsiTheme="minorHAnsi" w:cstheme="minorHAnsi"/>
+                <w:color w:val="FFFFFF"/>
+                <w:sz w:val="20"/>
+                <w:szCs w:val="20"/>
+                <w:lang w:val="en-AE" w:eastAsia="en-AE"/>
+              </w:rPr>
+              <w:t>joints_fourthPipe</w:t>
+            </w:r>
+            <w:proofErr w:type="spellEnd"/>
+            <w:r>
+              <w:rPr>
+                <w:rFonts w:asciiTheme="minorHAnsi" w:eastAsia="Times New Roman" w:hAnsiTheme="minorHAnsi" w:cstheme="minorHAnsi"/>
+                <w:color w:val="FFFFFF"/>
+                <w:sz w:val="20"/>
+                <w:szCs w:val="20"/>
+                <w:lang w:val="en-AE" w:eastAsia="en-AE"/>
+              </w:rPr>
+              <w:t>}}</w:t>
             </w:r>
           </w:p>
         </w:tc>
@@ -23322,7 +24016,29 @@
                 <w:szCs w:val="20"/>
                 <w:lang w:val="en-AE" w:eastAsia="en-AE"/>
               </w:rPr>
-              <w:t>Nom Thk (in)</w:t>
+              <w:t xml:space="preserve">Nom </w:t>
+            </w:r>
+            <w:proofErr w:type="spellStart"/>
+            <w:r>
+              <w:rPr>
+                <w:rFonts w:asciiTheme="minorHAnsi" w:eastAsia="Times New Roman" w:hAnsiTheme="minorHAnsi" w:cstheme="minorHAnsi"/>
+                <w:color w:val="FFFFFF"/>
+                <w:sz w:val="20"/>
+                <w:szCs w:val="20"/>
+                <w:lang w:val="en-AE" w:eastAsia="en-AE"/>
+              </w:rPr>
+              <w:t>Thk</w:t>
+            </w:r>
+            <w:proofErr w:type="spellEnd"/>
+            <w:r>
+              <w:rPr>
+                <w:rFonts w:asciiTheme="minorHAnsi" w:eastAsia="Times New Roman" w:hAnsiTheme="minorHAnsi" w:cstheme="minorHAnsi"/>
+                <w:color w:val="FFFFFF"/>
+                <w:sz w:val="20"/>
+                <w:szCs w:val="20"/>
+                <w:lang w:val="en-AE" w:eastAsia="en-AE"/>
+              </w:rPr>
+              <w:t xml:space="preserve"> (in)</w:t>
             </w:r>
           </w:p>
         </w:tc>
@@ -23359,7 +24075,29 @@
                 <w:szCs w:val="20"/>
                 <w:lang w:val="en-AE" w:eastAsia="en-AE"/>
               </w:rPr>
-              <w:t>Min Thk (in)</w:t>
+              <w:t xml:space="preserve">Min </w:t>
+            </w:r>
+            <w:proofErr w:type="spellStart"/>
+            <w:r>
+              <w:rPr>
+                <w:rFonts w:asciiTheme="minorHAnsi" w:eastAsia="Times New Roman" w:hAnsiTheme="minorHAnsi" w:cstheme="minorHAnsi"/>
+                <w:color w:val="FFFFFF"/>
+                <w:sz w:val="20"/>
+                <w:szCs w:val="20"/>
+                <w:lang w:val="en-AE" w:eastAsia="en-AE"/>
+              </w:rPr>
+              <w:t>Thk</w:t>
+            </w:r>
+            <w:proofErr w:type="spellEnd"/>
+            <w:r>
+              <w:rPr>
+                <w:rFonts w:asciiTheme="minorHAnsi" w:eastAsia="Times New Roman" w:hAnsiTheme="minorHAnsi" w:cstheme="minorHAnsi"/>
+                <w:color w:val="FFFFFF"/>
+                <w:sz w:val="20"/>
+                <w:szCs w:val="20"/>
+                <w:lang w:val="en-AE" w:eastAsia="en-AE"/>
+              </w:rPr>
+              <w:t xml:space="preserve"> (in)</w:t>
             </w:r>
           </w:p>
         </w:tc>
@@ -23870,7 +24608,7 @@
           </w:p>
         </w:tc>
       </w:tr>
-      <w:bookmarkEnd w:id="33"/>
+      <w:bookmarkEnd w:id="31"/>
     </w:tbl>
     <w:p>
       <w:pPr>
@@ -24060,7 +24798,29 @@
                 <w:szCs w:val="20"/>
                 <w:lang w:val="en-AE" w:eastAsia="en-AE"/>
               </w:rPr>
-              <w:t>{{joints_fifthPipe}}</w:t>
+              <w:t>{{</w:t>
+            </w:r>
+            <w:proofErr w:type="spellStart"/>
+            <w:r>
+              <w:rPr>
+                <w:rFonts w:asciiTheme="minorHAnsi" w:eastAsia="Times New Roman" w:hAnsiTheme="minorHAnsi" w:cstheme="minorHAnsi"/>
+                <w:color w:val="FFFFFF"/>
+                <w:sz w:val="20"/>
+                <w:szCs w:val="20"/>
+                <w:lang w:val="en-AE" w:eastAsia="en-AE"/>
+              </w:rPr>
+              <w:t>joints_fifthPipe</w:t>
+            </w:r>
+            <w:proofErr w:type="spellEnd"/>
+            <w:r>
+              <w:rPr>
+                <w:rFonts w:asciiTheme="minorHAnsi" w:eastAsia="Times New Roman" w:hAnsiTheme="minorHAnsi" w:cstheme="minorHAnsi"/>
+                <w:color w:val="FFFFFF"/>
+                <w:sz w:val="20"/>
+                <w:szCs w:val="20"/>
+                <w:lang w:val="en-AE" w:eastAsia="en-AE"/>
+              </w:rPr>
+              <w:t>}}</w:t>
             </w:r>
           </w:p>
         </w:tc>
@@ -24208,7 +24968,29 @@
                 <w:szCs w:val="20"/>
                 <w:lang w:val="en-AE" w:eastAsia="en-AE"/>
               </w:rPr>
-              <w:t>Nom Thk (in)</w:t>
+              <w:t xml:space="preserve">Nom </w:t>
+            </w:r>
+            <w:proofErr w:type="spellStart"/>
+            <w:r>
+              <w:rPr>
+                <w:rFonts w:asciiTheme="minorHAnsi" w:eastAsia="Times New Roman" w:hAnsiTheme="minorHAnsi" w:cstheme="minorHAnsi"/>
+                <w:color w:val="FFFFFF"/>
+                <w:sz w:val="20"/>
+                <w:szCs w:val="20"/>
+                <w:lang w:val="en-AE" w:eastAsia="en-AE"/>
+              </w:rPr>
+              <w:t>Thk</w:t>
+            </w:r>
+            <w:proofErr w:type="spellEnd"/>
+            <w:r>
+              <w:rPr>
+                <w:rFonts w:asciiTheme="minorHAnsi" w:eastAsia="Times New Roman" w:hAnsiTheme="minorHAnsi" w:cstheme="minorHAnsi"/>
+                <w:color w:val="FFFFFF"/>
+                <w:sz w:val="20"/>
+                <w:szCs w:val="20"/>
+                <w:lang w:val="en-AE" w:eastAsia="en-AE"/>
+              </w:rPr>
+              <w:t xml:space="preserve"> (in)</w:t>
             </w:r>
           </w:p>
         </w:tc>
@@ -24245,7 +25027,29 @@
                 <w:szCs w:val="20"/>
                 <w:lang w:val="en-AE" w:eastAsia="en-AE"/>
               </w:rPr>
-              <w:t>Min Thk (in)</w:t>
+              <w:t xml:space="preserve">Min </w:t>
+            </w:r>
+            <w:proofErr w:type="spellStart"/>
+            <w:r>
+              <w:rPr>
+                <w:rFonts w:asciiTheme="minorHAnsi" w:eastAsia="Times New Roman" w:hAnsiTheme="minorHAnsi" w:cstheme="minorHAnsi"/>
+                <w:color w:val="FFFFFF"/>
+                <w:sz w:val="20"/>
+                <w:szCs w:val="20"/>
+                <w:lang w:val="en-AE" w:eastAsia="en-AE"/>
+              </w:rPr>
+              <w:t>Thk</w:t>
+            </w:r>
+            <w:proofErr w:type="spellEnd"/>
+            <w:r>
+              <w:rPr>
+                <w:rFonts w:asciiTheme="minorHAnsi" w:eastAsia="Times New Roman" w:hAnsiTheme="minorHAnsi" w:cstheme="minorHAnsi"/>
+                <w:color w:val="FFFFFF"/>
+                <w:sz w:val="20"/>
+                <w:szCs w:val="20"/>
+                <w:lang w:val="en-AE" w:eastAsia="en-AE"/>
+              </w:rPr>
+              <w:t xml:space="preserve"> (in)</w:t>
             </w:r>
           </w:p>
         </w:tc>
@@ -24895,7 +25699,29 @@
                 <w:szCs w:val="20"/>
                 <w:lang w:val="en-AE" w:eastAsia="en-AE"/>
               </w:rPr>
-              <w:t>{{joints_sixthPipe}}</w:t>
+              <w:t>{{</w:t>
+            </w:r>
+            <w:proofErr w:type="spellStart"/>
+            <w:r>
+              <w:rPr>
+                <w:rFonts w:asciiTheme="minorHAnsi" w:eastAsia="Times New Roman" w:hAnsiTheme="minorHAnsi" w:cstheme="minorHAnsi"/>
+                <w:color w:val="FFFFFF"/>
+                <w:sz w:val="20"/>
+                <w:szCs w:val="20"/>
+                <w:lang w:val="en-AE" w:eastAsia="en-AE"/>
+              </w:rPr>
+              <w:t>joints_sixthPipe</w:t>
+            </w:r>
+            <w:proofErr w:type="spellEnd"/>
+            <w:r>
+              <w:rPr>
+                <w:rFonts w:asciiTheme="minorHAnsi" w:eastAsia="Times New Roman" w:hAnsiTheme="minorHAnsi" w:cstheme="minorHAnsi"/>
+                <w:color w:val="FFFFFF"/>
+                <w:sz w:val="20"/>
+                <w:szCs w:val="20"/>
+                <w:lang w:val="en-AE" w:eastAsia="en-AE"/>
+              </w:rPr>
+              <w:t>}}</w:t>
             </w:r>
           </w:p>
         </w:tc>
@@ -25043,7 +25869,29 @@
                 <w:szCs w:val="20"/>
                 <w:lang w:val="en-AE" w:eastAsia="en-AE"/>
               </w:rPr>
-              <w:t>Nom Thk (in)</w:t>
+              <w:t xml:space="preserve">Nom </w:t>
+            </w:r>
+            <w:proofErr w:type="spellStart"/>
+            <w:r>
+              <w:rPr>
+                <w:rFonts w:asciiTheme="minorHAnsi" w:eastAsia="Times New Roman" w:hAnsiTheme="minorHAnsi" w:cstheme="minorHAnsi"/>
+                <w:color w:val="FFFFFF"/>
+                <w:sz w:val="20"/>
+                <w:szCs w:val="20"/>
+                <w:lang w:val="en-AE" w:eastAsia="en-AE"/>
+              </w:rPr>
+              <w:t>Thk</w:t>
+            </w:r>
+            <w:proofErr w:type="spellEnd"/>
+            <w:r>
+              <w:rPr>
+                <w:rFonts w:asciiTheme="minorHAnsi" w:eastAsia="Times New Roman" w:hAnsiTheme="minorHAnsi" w:cstheme="minorHAnsi"/>
+                <w:color w:val="FFFFFF"/>
+                <w:sz w:val="20"/>
+                <w:szCs w:val="20"/>
+                <w:lang w:val="en-AE" w:eastAsia="en-AE"/>
+              </w:rPr>
+              <w:t xml:space="preserve"> (in)</w:t>
             </w:r>
           </w:p>
         </w:tc>
@@ -25080,7 +25928,29 @@
                 <w:szCs w:val="20"/>
                 <w:lang w:val="en-AE" w:eastAsia="en-AE"/>
               </w:rPr>
-              <w:t>Min Thk (in)</w:t>
+              <w:t xml:space="preserve">Min </w:t>
+            </w:r>
+            <w:proofErr w:type="spellStart"/>
+            <w:r>
+              <w:rPr>
+                <w:rFonts w:asciiTheme="minorHAnsi" w:eastAsia="Times New Roman" w:hAnsiTheme="minorHAnsi" w:cstheme="minorHAnsi"/>
+                <w:color w:val="FFFFFF"/>
+                <w:sz w:val="20"/>
+                <w:szCs w:val="20"/>
+                <w:lang w:val="en-AE" w:eastAsia="en-AE"/>
+              </w:rPr>
+              <w:t>Thk</w:t>
+            </w:r>
+            <w:proofErr w:type="spellEnd"/>
+            <w:r>
+              <w:rPr>
+                <w:rFonts w:asciiTheme="minorHAnsi" w:eastAsia="Times New Roman" w:hAnsiTheme="minorHAnsi" w:cstheme="minorHAnsi"/>
+                <w:color w:val="FFFFFF"/>
+                <w:sz w:val="20"/>
+                <w:szCs w:val="20"/>
+                <w:lang w:val="en-AE" w:eastAsia="en-AE"/>
+              </w:rPr>
+              <w:t xml:space="preserve"> (in)</w:t>
             </w:r>
           </w:p>
         </w:tc>
@@ -25627,8 +26497,8 @@
           <w:color w:val="auto"/>
         </w:rPr>
       </w:pPr>
-      <w:bookmarkStart w:id="34" w:name="_Toc109846278"/>
-      <w:bookmarkStart w:id="35" w:name="_Toc230601035"/>
+      <w:bookmarkStart w:id="32" w:name="_Toc109846278"/>
+      <w:bookmarkStart w:id="33" w:name="_Toc230601035"/>
       <w:r>
         <w:rPr>
           <w:noProof/>
@@ -25793,9 +26663,9 @@
         </w:rPr>
         <w:t>Metal Loss Pie Chart Summary</w:t>
       </w:r>
-      <w:bookmarkStart w:id="36" w:name="_Toc26181282"/>
-      <w:bookmarkEnd w:id="34"/>
-      <w:bookmarkEnd w:id="35"/>
+      <w:bookmarkStart w:id="34" w:name="_Toc26181282"/>
+      <w:bookmarkEnd w:id="32"/>
+      <w:bookmarkEnd w:id="33"/>
     </w:p>
     <w:p>
       <w:pPr>
@@ -26567,7 +27437,7 @@
         </w:rPr>
         <w:t xml:space="preserve"> - Metal Loss Pie Chart Summary</w:t>
       </w:r>
-      <w:bookmarkEnd w:id="36"/>
+      <w:bookmarkEnd w:id="34"/>
     </w:p>
     <w:p>
       <w:pPr>
@@ -26772,7 +27642,7 @@
           <w:color w:val="auto"/>
         </w:rPr>
       </w:pPr>
-      <w:bookmarkStart w:id="37" w:name="_Toc230601036"/>
+      <w:bookmarkStart w:id="35" w:name="_Toc230601036"/>
       <w:r>
         <w:rPr>
           <w:color w:val="auto"/>
@@ -26780,7 +27650,7 @@
         <w:lastRenderedPageBreak/>
         <w:t>Quality Control</w:t>
       </w:r>
-      <w:bookmarkEnd w:id="37"/>
+      <w:bookmarkEnd w:id="35"/>
     </w:p>
     <w:p>
       <w:pPr>
@@ -26809,7 +27679,7 @@
           <w:lang w:eastAsia="zh-CN"/>
         </w:rPr>
       </w:pPr>
-      <w:bookmarkStart w:id="38" w:name="OLE_LINK15"/>
+      <w:bookmarkStart w:id="36" w:name="OLE_LINK15"/>
       <w:r>
         <w:rPr>
           <w:rFonts w:asciiTheme="minorBidi" w:hAnsiTheme="minorBidi"/>
@@ -26977,7 +27847,7 @@
         <w:t>.</w:t>
       </w:r>
     </w:p>
-    <w:bookmarkEnd w:id="38"/>
+    <w:bookmarkEnd w:id="36"/>
     <w:p>
       <w:pPr>
         <w:pStyle w:val="ListParagraph"/>
@@ -27598,7 +28468,7 @@
         </w:rPr>
         <w:lastRenderedPageBreak/>
         <w:drawing>
-          <wp:anchor distT="0" distB="0" distL="114300" distR="114300" simplePos="0" relativeHeight="251649536" behindDoc="0" locked="0" layoutInCell="1" allowOverlap="1" wp14:anchorId="084BCEFC" wp14:editId="16B13069">
+          <wp:anchor distT="0" distB="0" distL="114300" distR="114300" simplePos="0" relativeHeight="251649536" behindDoc="0" locked="0" layoutInCell="1" allowOverlap="1" wp14:anchorId="084BCEFC" wp14:editId="335B8393">
             <wp:simplePos x="0" y="0"/>
             <wp:positionH relativeFrom="column">
               <wp:posOffset>255270</wp:posOffset>
@@ -27688,23 +28558,7 @@
           <w:b/>
           <w:bCs/>
         </w:rPr>
-        <w:t xml:space="preserve">Quality control guidelines across the main pass </w:t>
-      </w:r>
-      <w:proofErr w:type="gramStart"/>
-      <w:r>
-        <w:rPr>
-          <w:b/>
-          <w:bCs/>
-        </w:rPr>
-        <w:t>is</w:t>
-      </w:r>
-      <w:proofErr w:type="gramEnd"/>
-      <w:r>
-        <w:rPr>
-          <w:b/>
-          <w:bCs/>
-        </w:rPr>
-        <w:t xml:space="preserve"> shown in the figure below. </w:t>
+        <w:t xml:space="preserve">Quality control guidelines across the main pass is shown in the figure below. </w:t>
       </w:r>
     </w:p>
     <w:p>
@@ -27755,9 +28609,9 @@
           <w:color w:val="auto"/>
         </w:rPr>
       </w:pPr>
-      <w:bookmarkStart w:id="39" w:name="_Toc230601037"/>
-      <w:bookmarkStart w:id="40" w:name="_Toc22679771"/>
-      <w:bookmarkStart w:id="41" w:name="_Toc23528007"/>
+      <w:bookmarkStart w:id="37" w:name="_Toc230601037"/>
+      <w:bookmarkStart w:id="38" w:name="_Toc22679771"/>
+      <w:bookmarkStart w:id="39" w:name="_Toc23528007"/>
       <w:r>
         <w:rPr>
           <w:color w:val="auto"/>
@@ -27765,9 +28619,9 @@
         <w:lastRenderedPageBreak/>
         <w:t>Well Completion Diagram</w:t>
       </w:r>
-      <w:bookmarkStart w:id="42" w:name="_Toc26181286"/>
-      <w:bookmarkStart w:id="43" w:name="_Hlk136060395"/>
-      <w:bookmarkEnd w:id="39"/>
+      <w:bookmarkStart w:id="40" w:name="_Toc26181286"/>
+      <w:bookmarkStart w:id="41" w:name="_Hlk136060395"/>
+      <w:bookmarkEnd w:id="37"/>
     </w:p>
     <w:tbl>
       <w:tblPr>
@@ -27840,13 +28694,13 @@
         </w:rPr>
         <w:t xml:space="preserve"> - Well Cross Section Plot</w:t>
       </w:r>
-      <w:bookmarkEnd w:id="6"/>
-      <w:bookmarkEnd w:id="5"/>
       <w:bookmarkEnd w:id="4"/>
+      <w:bookmarkEnd w:id="3"/>
+      <w:bookmarkEnd w:id="2"/>
+      <w:bookmarkEnd w:id="38"/>
+      <w:bookmarkEnd w:id="39"/>
       <w:bookmarkEnd w:id="40"/>
       <w:bookmarkEnd w:id="41"/>
-      <w:bookmarkEnd w:id="42"/>
-      <w:bookmarkEnd w:id="43"/>
     </w:p>
     <w:p>
       <w:pPr>
@@ -27855,7 +28709,7 @@
           <w:color w:val="auto"/>
         </w:rPr>
       </w:pPr>
-      <w:bookmarkStart w:id="44" w:name="_Toc230601038"/>
+      <w:bookmarkStart w:id="42" w:name="_Toc230601038"/>
       <w:r>
         <w:rPr>
           <w:color w:val="auto"/>
@@ -27868,7 +28722,7 @@
         </w:rPr>
         <w:t xml:space="preserve"> Diagram</w:t>
       </w:r>
-      <w:bookmarkEnd w:id="44"/>
+      <w:bookmarkEnd w:id="42"/>
     </w:p>
     <w:tbl>
       <w:tblPr>
@@ -27904,7 +28758,15 @@
               <w:jc w:val="center"/>
             </w:pPr>
             <w:r>
-              <w:t>{{ts}}</w:t>
+              <w:t>{{</w:t>
+            </w:r>
+            <w:proofErr w:type="spellStart"/>
+            <w:r>
+              <w:t>ts</w:t>
+            </w:r>
+            <w:proofErr w:type="spellEnd"/>
+            <w:r>
+              <w:t>}}</w:t>
             </w:r>
           </w:p>
         </w:tc>
@@ -28247,7 +29109,7 @@
               <w:szCs w:val="20"/>
             </w:rPr>
           </w:pPr>
-          <w:bookmarkStart w:id="2" w:name="_Hlk26340721"/>
+          <w:bookmarkStart w:id="0" w:name="_Hlk26340721"/>
         </w:p>
       </w:tc>
     </w:tr>
@@ -28272,7 +29134,7 @@
         </w:p>
       </w:tc>
     </w:tr>
-    <w:bookmarkEnd w:id="2"/>
+    <w:bookmarkEnd w:id="0"/>
   </w:tbl>
   <w:p>
     <w:pPr>
@@ -28653,7 +29515,23 @@
         <w:sz w:val="20"/>
         <w:szCs w:val="20"/>
       </w:rPr>
-      <w:t>HRDH_1702_1</w:t>
+      <w:t>{{</w:t>
+    </w:r>
+    <w:proofErr w:type="spellStart"/>
+    <w:r>
+      <w:rPr>
+        <w:sz w:val="20"/>
+        <w:szCs w:val="20"/>
+      </w:rPr>
+      <w:t>well_name</w:t>
+    </w:r>
+    <w:proofErr w:type="spellEnd"/>
+    <w:r>
+      <w:rPr>
+        <w:sz w:val="20"/>
+        <w:szCs w:val="20"/>
+      </w:rPr>
+      <w:t>}}</w:t>
     </w:r>
   </w:p>
   <w:p>
@@ -28731,35 +29609,23 @@
         <w:sz w:val="20"/>
         <w:szCs w:val="20"/>
       </w:rPr>
-      <w:t>15</w:t>
+      <w:t>{{</w:t>
     </w:r>
+    <w:proofErr w:type="spellStart"/>
     <w:r>
       <w:rPr>
         <w:sz w:val="20"/>
         <w:szCs w:val="20"/>
       </w:rPr>
-      <w:t>-</w:t>
+      <w:t>log_date</w:t>
     </w:r>
+    <w:proofErr w:type="spellEnd"/>
     <w:r>
       <w:rPr>
         <w:sz w:val="20"/>
         <w:szCs w:val="20"/>
       </w:rPr>
-      <w:t>May</w:t>
-    </w:r>
-    <w:r>
-      <w:rPr>
-        <w:sz w:val="20"/>
-        <w:szCs w:val="20"/>
-      </w:rPr>
-      <w:t>-202</w:t>
-    </w:r>
-    <w:r>
-      <w:rPr>
-        <w:sz w:val="20"/>
-        <w:szCs w:val="20"/>
-      </w:rPr>
-      <w:t>6</w:t>
+      <w:t>}}</w:t>
     </w:r>
   </w:p>
 </w:hdr>
@@ -31594,6 +32460,7 @@
   <w:style w:type="character" w:default="1" w:styleId="DefaultParagraphFont">
     <w:name w:val="Default Paragraph Font"/>
     <w:uiPriority w:val="1"/>
+    <w:semiHidden/>
     <w:unhideWhenUsed/>
   </w:style>
   <w:style w:type="table" w:default="1" w:styleId="TableNormal">
@@ -35816,16 +36683,6 @@
 </file>
 
 <file path=customXml/item2.xml><?xml version="1.0" encoding="utf-8"?>
-<b:Sources xmlns:b="http://schemas.openxmlformats.org/officeDocument/2006/bibliography" xmlns="http://schemas.openxmlformats.org/officeDocument/2006/bibliography" SelectedStyle="\APASixthEditionOfficeOnline.xsl" StyleName="APA" Version="6"/>
-</file>
-
-<file path=customXml/item3.xml><?xml version="1.0" encoding="utf-8"?>
-<p:properties xmlns:p="http://schemas.microsoft.com/office/2006/metadata/properties" xmlns:xsi="http://www.w3.org/2001/XMLSchema-instance" xmlns:pc="http://schemas.microsoft.com/office/infopath/2007/PartnerControls">
-  <documentManagement/>
-</p:properties>
-</file>
-
-<file path=customXml/item4.xml><?xml version="1.0" encoding="utf-8"?>
 <ct:contentTypeSchema xmlns:ct="http://schemas.microsoft.com/office/2006/metadata/contentType" xmlns:ma="http://schemas.microsoft.com/office/2006/metadata/properties/metaAttributes" ct:_="" ma:_="" ma:contentTypeName="Document" ma:contentTypeID="0x0101007BECBE631466E146A5A60A7FBFAB5446" ma:contentTypeVersion="8" ma:contentTypeDescription="Create a new document." ma:contentTypeScope="" ma:versionID="0f5e4eafd5d92c80c155f2206804de7f">
   <xsd:schema xmlns:xsd="http://www.w3.org/2001/XMLSchema" xmlns:xs="http://www.w3.org/2001/XMLSchema" xmlns:p="http://schemas.microsoft.com/office/2006/metadata/properties" xmlns:ns2="eb10c264-7177-4f90-96c4-984f47b9cc69" targetNamespace="http://schemas.microsoft.com/office/2006/metadata/properties" ma:root="true" ma:fieldsID="244178858aeb020dd8df612c45093a22" ns2:_="">
     <xsd:import namespace="eb10c264-7177-4f90-96c4-984f47b9cc69"/>
@@ -35997,6 +36854,16 @@
 </ct:contentTypeSchema>
 </file>
 
+<file path=customXml/item3.xml><?xml version="1.0" encoding="utf-8"?>
+<p:properties xmlns:p="http://schemas.microsoft.com/office/2006/metadata/properties" xmlns:xsi="http://www.w3.org/2001/XMLSchema-instance" xmlns:pc="http://schemas.microsoft.com/office/infopath/2007/PartnerControls">
+  <documentManagement/>
+</p:properties>
+</file>
+
+<file path=customXml/item4.xml><?xml version="1.0" encoding="utf-8"?>
+<b:Sources xmlns:b="http://schemas.openxmlformats.org/officeDocument/2006/bibliography" xmlns="http://schemas.openxmlformats.org/officeDocument/2006/bibliography" SelectedStyle="\APASixthEditionOfficeOnline.xsl" StyleName="APA" Version="6"/>
+</file>
+
 <file path=customXml/itemProps1.xml><?xml version="1.0" encoding="utf-8"?>
 <ds:datastoreItem xmlns:ds="http://schemas.openxmlformats.org/officeDocument/2006/customXml" ds:itemID="{79696F61-4EFA-4208-9DA2-098D4828C9DB}">
   <ds:schemaRefs>
@@ -36006,23 +36873,6 @@
 </file>
 
 <file path=customXml/itemProps2.xml><?xml version="1.0" encoding="utf-8"?>
-<ds:datastoreItem xmlns:ds="http://schemas.openxmlformats.org/officeDocument/2006/customXml" ds:itemID="{2F984F2C-3394-4807-BB5C-769B95DB81F6}">
-  <ds:schemaRefs>
-    <ds:schemaRef ds:uri="http://schemas.openxmlformats.org/officeDocument/2006/bibliography"/>
-  </ds:schemaRefs>
-</ds:datastoreItem>
-</file>
-
-<file path=customXml/itemProps3.xml><?xml version="1.0" encoding="utf-8"?>
-<ds:datastoreItem xmlns:ds="http://schemas.openxmlformats.org/officeDocument/2006/customXml" ds:itemID="{74A46DB4-35AB-4E89-AE84-AAE4879E018C}">
-  <ds:schemaRefs>
-    <ds:schemaRef ds:uri="http://schemas.microsoft.com/office/2006/metadata/properties"/>
-    <ds:schemaRef ds:uri="http://schemas.microsoft.com/office/infopath/2007/PartnerControls"/>
-  </ds:schemaRefs>
-</ds:datastoreItem>
-</file>
-
-<file path=customXml/itemProps4.xml><?xml version="1.0" encoding="utf-8"?>
 <ds:datastoreItem xmlns:ds="http://schemas.openxmlformats.org/officeDocument/2006/customXml" ds:itemID="{2E26228A-8175-49C1-B0E8-F5B0407DC3F6}">
   <ds:schemaRefs>
     <ds:schemaRef ds:uri="http://schemas.microsoft.com/office/2006/metadata/contentType"/>
@@ -36038,4 +36888,21 @@
     <ds:schemaRef ds:uri="http://schemas.microsoft.com/internal/obd"/>
   </ds:schemaRefs>
 </ds:datastoreItem>
+</file>
+
+<file path=customXml/itemProps3.xml><?xml version="1.0" encoding="utf-8"?>
+<ds:datastoreItem xmlns:ds="http://schemas.openxmlformats.org/officeDocument/2006/customXml" ds:itemID="{74A46DB4-35AB-4E89-AE84-AAE4879E018C}">
+  <ds:schemaRefs>
+    <ds:schemaRef ds:uri="http://schemas.microsoft.com/office/2006/metadata/properties"/>
+    <ds:schemaRef ds:uri="http://schemas.microsoft.com/office/infopath/2007/PartnerControls"/>
+  </ds:schemaRefs>
+</ds:datastoreItem>
+</file>
+
+<file path=customXml/itemProps4.xml><?xml version="1.0" encoding="utf-8"?>
+<ds:datastoreItem xmlns:ds="http://schemas.openxmlformats.org/officeDocument/2006/customXml" ds:itemID="{2F984F2C-3394-4807-BB5C-769B95DB81F6}">
+  <ds:schemaRefs>
+    <ds:schemaRef ds:uri="http://schemas.openxmlformats.org/officeDocument/2006/bibliography"/>
+  </ds:schemaRefs>
+</ds:datastoreItem>
 </file>